--- a/t19_s3.docx
+++ b/t19_s3.docx
@@ -3,2168 +3,1788 @@
 <w:document xmlns:wpc="http://schemas.microsoft.com/office/word/2010/wordprocessingCanvas" xmlns:mo="http://schemas.microsoft.com/office/mac/office/2008/main" xmlns:mc="http://schemas.openxmlformats.org/markup-compatibility/2006" xmlns:mv="urn:schemas-microsoft-com:mac:vml" xmlns:o="urn:schemas-microsoft-com:office:office" xmlns:r="http://schemas.openxmlformats.org/officeDocument/2006/relationships" xmlns:m="http://schemas.openxmlformats.org/officeDocument/2006/math" xmlns:v="urn:schemas-microsoft-com:vml" xmlns:wp14="http://schemas.microsoft.com/office/word/2010/wordprocessingDrawing" xmlns:wp="http://schemas.openxmlformats.org/drawingml/2006/wordprocessingDrawing" xmlns:w10="urn:schemas-microsoft-com:office:word" xmlns:w="http://schemas.openxmlformats.org/wordprocessingml/2006/main" xmlns:w14="http://schemas.microsoft.com/office/word/2010/wordml" xmlns:wpg="http://schemas.microsoft.com/office/word/2010/wordprocessingGroup" xmlns:wpi="http://schemas.microsoft.com/office/word/2010/wordprocessingInk" xmlns:wne="http://schemas.microsoft.com/office/word/2006/wordml" xmlns:wps="http://schemas.microsoft.com/office/word/2010/wordprocessingShape" mc:Ignorable="w14 wp14">
   <w:body>
     <w:p>
-      <w:pPr>
-        <w:spacing w:after="20" w:before="120"/>
-      </w:pPr>
-      <w:r>
-        <w:rPr>
-          <w:b/>
-          <w:sz w:val="22"/>
-        </w:rPr>
-        <w:t>Question: In the acronym 'ASHA' (community health worker program in India), what does 'A' stand for?</w:t>
-      </w:r>
-    </w:p>
-    <w:p>
-      <w:pPr>
-        <w:spacing w:after="0" w:before="0"/>
-      </w:pPr>
-      <w:r>
-        <w:rPr>
-          <w:b w:val="0"/>
-          <w:sz w:val="22"/>
-        </w:rPr>
-        <w:t>(a) Accredited</w:t>
-      </w:r>
-    </w:p>
-    <w:p>
-      <w:pPr>
-        <w:spacing w:after="0" w:before="0"/>
-      </w:pPr>
-      <w:r>
-        <w:rPr>
-          <w:b w:val="0"/>
-          <w:sz w:val="22"/>
-        </w:rPr>
-        <w:t>(b) Actor</w:t>
-      </w:r>
-    </w:p>
-    <w:p>
-      <w:pPr>
-        <w:spacing w:after="0" w:before="0"/>
-      </w:pPr>
-      <w:r>
-        <w:rPr>
-          <w:b w:val="0"/>
-          <w:sz w:val="22"/>
-        </w:rPr>
-        <w:t>(c) Automated</w:t>
-      </w:r>
-    </w:p>
-    <w:p>
-      <w:pPr>
-        <w:spacing w:after="0" w:before="0"/>
-      </w:pPr>
-      <w:r>
-        <w:rPr>
-          <w:b w:val="0"/>
-          <w:sz w:val="22"/>
-        </w:rPr>
-        <w:t>(d) Accessory</w:t>
-      </w:r>
-    </w:p>
-    <w:p>
-      <w:pPr>
-        <w:spacing w:after="0" w:before="40"/>
-      </w:pPr>
-      <w:r>
-        <w:rPr>
-          <w:b/>
-          <w:sz w:val="22"/>
-        </w:rPr>
-        <w:t>Answer: a</w:t>
-      </w:r>
-    </w:p>
-    <w:p>
-      <w:pPr>
-        <w:spacing w:after="0" w:before="0"/>
-      </w:pPr>
-      <w:r>
-        <w:rPr>
-          <w:b w:val="0"/>
-          <w:sz w:val="21"/>
-        </w:rPr>
-        <w:t>Solution: ASHA stands for 'Accredited Social Health Activist', instituted under the National Rural Health Mission (NRHM).</w:t>
-      </w:r>
-    </w:p>
-    <w:p>
-      <w:pPr>
-        <w:spacing w:after="0" w:before="0"/>
-      </w:pPr>
-      <w:r>
-        <w:rPr>
-          <w:b w:val="0"/>
-          <w:sz w:val="20"/>
-        </w:rPr>
-        <w:t>Positive Marks: 1</w:t>
-      </w:r>
-    </w:p>
-    <w:p>
-      <w:pPr>
-        <w:spacing w:after="160" w:before="0"/>
-      </w:pPr>
-      <w:r>
-        <w:rPr>
-          <w:b w:val="0"/>
-          <w:sz w:val="20"/>
-        </w:rPr>
-        <w:t>Negative Marks: 0.25</w:t>
-      </w:r>
-    </w:p>
-    <w:p>
-      <w:pPr>
-        <w:spacing w:after="20" w:before="120"/>
-      </w:pPr>
-      <w:r>
-        <w:rPr>
-          <w:b/>
-          <w:sz w:val="22"/>
-        </w:rPr>
-        <w:t>Question: Which of the following drug is contraindicated in pregnant lady?</w:t>
-      </w:r>
-    </w:p>
-    <w:p>
-      <w:pPr>
-        <w:spacing w:after="0" w:before="0"/>
-      </w:pPr>
-      <w:r>
-        <w:rPr>
-          <w:b w:val="0"/>
-          <w:sz w:val="22"/>
-        </w:rPr>
-        <w:t>(a) Streptomycin</w:t>
-      </w:r>
-    </w:p>
-    <w:p>
-      <w:pPr>
-        <w:spacing w:after="0" w:before="0"/>
-      </w:pPr>
-      <w:r>
-        <w:rPr>
-          <w:b w:val="0"/>
-          <w:sz w:val="22"/>
-        </w:rPr>
-        <w:t>(b) Heparin</w:t>
-      </w:r>
-    </w:p>
-    <w:p>
-      <w:pPr>
-        <w:spacing w:after="0" w:before="0"/>
-      </w:pPr>
-      <w:r>
-        <w:rPr>
-          <w:b w:val="0"/>
-          <w:sz w:val="22"/>
-        </w:rPr>
-        <w:t>(c) Labetalol</w:t>
-      </w:r>
-    </w:p>
-    <w:p>
-      <w:pPr>
-        <w:spacing w:after="0" w:before="0"/>
-      </w:pPr>
-      <w:r>
-        <w:rPr>
-          <w:b w:val="0"/>
-          <w:sz w:val="22"/>
-        </w:rPr>
-        <w:t>(d) Dolutegravir</w:t>
-      </w:r>
-    </w:p>
-    <w:p>
-      <w:pPr>
-        <w:spacing w:after="0" w:before="40"/>
-      </w:pPr>
-      <w:r>
-        <w:rPr>
-          <w:b/>
-          <w:sz w:val="22"/>
-        </w:rPr>
-        <w:t>Answer: a</w:t>
-      </w:r>
-    </w:p>
-    <w:p>
-      <w:pPr>
-        <w:spacing w:after="0" w:before="0"/>
-      </w:pPr>
-      <w:r>
-        <w:rPr>
-          <w:b w:val="0"/>
-          <w:sz w:val="21"/>
-        </w:rPr>
-        <w:t>Solution: Streptomycin is contraindicated in pregnant women. Streptomycin is an antibiotic commonly used to treat bacterial infections. However, it is known to have harmful effects on fetal development and can cause hearing loss and other developmental abnormalities in the baby. Therefore, it is important to avoid the use of streptomycin during pregnancy. Alternative antibiotics that are safe for use during pregnancy should be considered to treat bacterial infections in pregnant women.</w:t>
-      </w:r>
-    </w:p>
-    <w:p>
-      <w:pPr>
-        <w:spacing w:after="0" w:before="0"/>
-      </w:pPr>
-      <w:r>
-        <w:rPr>
-          <w:b w:val="0"/>
-          <w:sz w:val="20"/>
-        </w:rPr>
-        <w:t>Positive Marks: 1</w:t>
-      </w:r>
-    </w:p>
-    <w:p>
-      <w:pPr>
-        <w:spacing w:after="160" w:before="0"/>
-      </w:pPr>
-      <w:r>
-        <w:rPr>
-          <w:b w:val="0"/>
-          <w:sz w:val="20"/>
-        </w:rPr>
-        <w:t>Negative Marks: 0.25</w:t>
-      </w:r>
-    </w:p>
-    <w:p>
-      <w:pPr>
-        <w:spacing w:after="20" w:before="120"/>
-      </w:pPr>
-      <w:r>
-        <w:rPr>
-          <w:b/>
-          <w:sz w:val="22"/>
-        </w:rPr>
-        <w:t>Question: According to the Parkland formula, the fluid requirement in the first 24 hours for a burn patient is calculated as:</w:t>
-      </w:r>
-    </w:p>
-    <w:p>
-      <w:pPr>
-        <w:spacing w:after="0" w:before="0"/>
-      </w:pPr>
-      <w:r>
-        <w:rPr>
-          <w:b w:val="0"/>
-          <w:sz w:val="22"/>
-        </w:rPr>
-        <w:t>(a) 4 ml × %BSA × body weight (kg)</w:t>
-      </w:r>
-    </w:p>
-    <w:p>
-      <w:pPr>
-        <w:spacing w:after="0" w:before="0"/>
-      </w:pPr>
-      <w:r>
-        <w:rPr>
-          <w:b w:val="0"/>
-          <w:sz w:val="22"/>
-        </w:rPr>
-        <w:t>(b) 3 ml × %BSA × body weight (kg)</w:t>
-      </w:r>
-    </w:p>
-    <w:p>
-      <w:pPr>
-        <w:spacing w:after="0" w:before="0"/>
-      </w:pPr>
-      <w:r>
-        <w:rPr>
-          <w:b w:val="0"/>
-          <w:sz w:val="22"/>
-        </w:rPr>
-        <w:t>(c) 2 ml × %BSA × body weight (kg)</w:t>
-      </w:r>
-    </w:p>
-    <w:p>
-      <w:pPr>
-        <w:spacing w:after="0" w:before="0"/>
-      </w:pPr>
-      <w:r>
-        <w:rPr>
-          <w:b w:val="0"/>
-          <w:sz w:val="22"/>
-        </w:rPr>
-        <w:t>(d) 1 ml × %BSA × body weight (kg)</w:t>
-      </w:r>
-    </w:p>
-    <w:p>
-      <w:pPr>
-        <w:spacing w:after="0" w:before="40"/>
-      </w:pPr>
-      <w:r>
-        <w:rPr>
-          <w:b/>
-          <w:sz w:val="22"/>
-        </w:rPr>
-        <w:t>Answer: a</w:t>
-      </w:r>
-    </w:p>
-    <w:p>
-      <w:pPr>
-        <w:spacing w:after="0" w:before="0"/>
-      </w:pPr>
-      <w:r>
-        <w:rPr>
-          <w:b w:val="0"/>
-          <w:sz w:val="21"/>
-        </w:rPr>
-        <w:t>Solution: Parkland formula: 4 ml × % body surface area burned × body weight (kg) in the first 24 hours; half in the first 8 hours.</w:t>
-      </w:r>
-    </w:p>
-    <w:p>
-      <w:pPr>
-        <w:spacing w:after="0" w:before="0"/>
-      </w:pPr>
-      <w:r>
-        <w:rPr>
-          <w:b w:val="0"/>
-          <w:sz w:val="20"/>
-        </w:rPr>
-        <w:t>Positive Marks: 1</w:t>
-      </w:r>
-    </w:p>
-    <w:p>
-      <w:pPr>
-        <w:spacing w:after="160" w:before="0"/>
-      </w:pPr>
-      <w:r>
-        <w:rPr>
-          <w:b w:val="0"/>
-          <w:sz w:val="20"/>
-        </w:rPr>
-        <w:t>Negative Marks: 0.25</w:t>
-      </w:r>
-    </w:p>
-    <w:p>
-      <w:pPr>
-        <w:spacing w:after="20" w:before="120"/>
-      </w:pPr>
-      <w:r>
-        <w:rPr>
-          <w:b/>
-          <w:sz w:val="22"/>
-        </w:rPr>
-        <w:t>Question: A patient in the post-op area after having a right side mastectomy. What should be the priority care for this patient?</w:t>
-      </w:r>
-    </w:p>
-    <w:p>
-      <w:pPr>
-        <w:spacing w:after="0" w:before="0"/>
-      </w:pPr>
-      <w:r>
-        <w:rPr>
-          <w:b w:val="0"/>
-          <w:sz w:val="22"/>
-        </w:rPr>
-        <w:t>(a) Take BP from right side</w:t>
-      </w:r>
-    </w:p>
-    <w:p>
-      <w:pPr>
-        <w:spacing w:after="0" w:before="0"/>
-      </w:pPr>
-      <w:r>
-        <w:rPr>
-          <w:b w:val="0"/>
-          <w:sz w:val="22"/>
-        </w:rPr>
-        <w:t>(b) Attach pulse oximetry on left side</w:t>
-      </w:r>
-    </w:p>
-    <w:p>
-      <w:pPr>
-        <w:spacing w:after="0" w:before="0"/>
-      </w:pPr>
-      <w:r>
-        <w:rPr>
-          <w:b w:val="0"/>
-          <w:sz w:val="22"/>
-        </w:rPr>
-        <w:t>(c) Attach pulse oximetry on right side</w:t>
-      </w:r>
-    </w:p>
-    <w:p>
-      <w:pPr>
-        <w:spacing w:after="0" w:before="0"/>
-      </w:pPr>
-      <w:r>
-        <w:rPr>
-          <w:b w:val="0"/>
-          <w:sz w:val="22"/>
-        </w:rPr>
-        <w:t>(d) Take BP from left side</w:t>
-      </w:r>
-    </w:p>
-    <w:p>
-      <w:pPr>
-        <w:spacing w:after="0" w:before="40"/>
-      </w:pPr>
-      <w:r>
-        <w:rPr>
-          <w:b/>
-          <w:sz w:val="22"/>
-        </w:rPr>
-        <w:t>Answer: d</w:t>
-      </w:r>
-    </w:p>
-    <w:p>
-      <w:pPr>
-        <w:spacing w:after="0" w:before="0"/>
-      </w:pPr>
-      <w:r>
-        <w:rPr>
-          <w:b w:val="0"/>
-          <w:sz w:val="21"/>
-        </w:rPr>
-        <w:t>Solution: After right-sided mastectomy, BP is taken from the left side (right arm is at risk of lymphoedema).</w:t>
-      </w:r>
-    </w:p>
-    <w:p>
-      <w:pPr>
-        <w:spacing w:after="0" w:before="0"/>
-      </w:pPr>
-      <w:r>
-        <w:rPr>
-          <w:b w:val="0"/>
-          <w:sz w:val="20"/>
-        </w:rPr>
-        <w:t>Positive Marks: 1</w:t>
-      </w:r>
-    </w:p>
-    <w:p>
-      <w:pPr>
-        <w:spacing w:after="160" w:before="0"/>
-      </w:pPr>
-      <w:r>
-        <w:rPr>
-          <w:b w:val="0"/>
-          <w:sz w:val="20"/>
-        </w:rPr>
-        <w:t>Negative Marks: 0.25</w:t>
-      </w:r>
-    </w:p>
-    <w:p>
-      <w:pPr>
-        <w:spacing w:after="20" w:before="120"/>
-      </w:pPr>
-      <w:r>
-        <w:rPr>
-          <w:b/>
-          <w:sz w:val="22"/>
-        </w:rPr>
-        <w:t>Question: A client is admitted with deep partial-thickness burns over 40% of the body. What is the nurse's FIRST priority in the first 24 hours?</w:t>
-      </w:r>
-    </w:p>
-    <w:p>
-      <w:pPr>
-        <w:spacing w:after="0" w:before="0"/>
-      </w:pPr>
-      <w:r>
-        <w:rPr>
-          <w:b w:val="0"/>
-          <w:sz w:val="22"/>
-        </w:rPr>
-        <w:t>(a) Frequent dressing changes</w:t>
-      </w:r>
-    </w:p>
-    <w:p>
-      <w:pPr>
-        <w:spacing w:after="0" w:before="0"/>
-      </w:pPr>
-      <w:r>
-        <w:rPr>
-          <w:b w:val="0"/>
-          <w:sz w:val="22"/>
-        </w:rPr>
-        <w:t>(b) High-calorie nutritional support</w:t>
-      </w:r>
-    </w:p>
-    <w:p>
-      <w:pPr>
-        <w:spacing w:after="0" w:before="0"/>
-      </w:pPr>
-      <w:r>
-        <w:rPr>
-          <w:b w:val="0"/>
-          <w:sz w:val="22"/>
-        </w:rPr>
-        <w:t>(c) Initial burn wound debridement</w:t>
-      </w:r>
-    </w:p>
-    <w:p>
-      <w:pPr>
-        <w:spacing w:after="0" w:before="0"/>
-      </w:pPr>
-      <w:r>
-        <w:rPr>
-          <w:b w:val="0"/>
-          <w:sz w:val="22"/>
-        </w:rPr>
-        <w:t>(d) Airway assessment and fluid resuscitation</w:t>
-      </w:r>
-    </w:p>
-    <w:p>
-      <w:pPr>
-        <w:spacing w:after="0" w:before="40"/>
-      </w:pPr>
-      <w:r>
-        <w:rPr>
-          <w:b/>
-          <w:sz w:val="22"/>
-        </w:rPr>
-        <w:t>Answer: d</w:t>
-      </w:r>
-    </w:p>
-    <w:p>
-      <w:pPr>
-        <w:spacing w:after="0" w:before="0"/>
-      </w:pPr>
-      <w:r>
-        <w:rPr>
-          <w:b w:val="0"/>
-          <w:sz w:val="21"/>
-        </w:rPr>
-        <w:t>Solution: Inhalation injury is the greatest early threat, so the airway is assessed first; with the airway secured, aggressive fluid resuscitation is the priority in the first 24 hours to prevent hypovolemic shock.</w:t>
-      </w:r>
-    </w:p>
-    <w:p>
-      <w:pPr>
-        <w:spacing w:after="0" w:before="0"/>
-      </w:pPr>
-      <w:r>
-        <w:rPr>
-          <w:b w:val="0"/>
-          <w:sz w:val="20"/>
-        </w:rPr>
-        <w:t>Positive Marks: 1</w:t>
-      </w:r>
-    </w:p>
-    <w:p>
-      <w:pPr>
-        <w:spacing w:after="160" w:before="0"/>
-      </w:pPr>
-      <w:r>
-        <w:rPr>
-          <w:b w:val="0"/>
-          <w:sz w:val="20"/>
-        </w:rPr>
-        <w:t>Negative Marks: 0.25</w:t>
-      </w:r>
-    </w:p>
-    <w:p>
-      <w:pPr>
-        <w:spacing w:after="20" w:before="120"/>
-      </w:pPr>
-      <w:r>
-        <w:rPr>
-          <w:b/>
-          <w:sz w:val="22"/>
-        </w:rPr>
-        <w:t>Question: What does the golden color of amniotic fluid indicate?</w:t>
-      </w:r>
-    </w:p>
-    <w:p>
-      <w:pPr>
-        <w:spacing w:after="0" w:before="0"/>
-      </w:pPr>
-      <w:r>
-        <w:rPr>
-          <w:b w:val="0"/>
-          <w:sz w:val="22"/>
-        </w:rPr>
-        <w:t>(a) Rh incompatibility</w:t>
-      </w:r>
-    </w:p>
-    <w:p>
-      <w:pPr>
-        <w:spacing w:after="0" w:before="0"/>
-      </w:pPr>
-      <w:r>
-        <w:rPr>
-          <w:b w:val="0"/>
-          <w:sz w:val="22"/>
-        </w:rPr>
-        <w:t>(b) Normal colour</w:t>
-      </w:r>
-    </w:p>
-    <w:p>
-      <w:pPr>
-        <w:spacing w:after="0" w:before="0"/>
-      </w:pPr>
-      <w:r>
-        <w:rPr>
-          <w:b w:val="0"/>
-          <w:sz w:val="22"/>
-        </w:rPr>
-        <w:t>(c) Meconium strain</w:t>
-      </w:r>
-    </w:p>
-    <w:p>
-      <w:pPr>
-        <w:spacing w:after="0" w:before="0"/>
-      </w:pPr>
-      <w:r>
-        <w:rPr>
-          <w:b w:val="0"/>
-          <w:sz w:val="22"/>
-        </w:rPr>
-        <w:t>(d) Post term</w:t>
-      </w:r>
-    </w:p>
-    <w:p>
-      <w:pPr>
-        <w:spacing w:after="0" w:before="40"/>
-      </w:pPr>
-      <w:r>
-        <w:rPr>
-          <w:b/>
-          <w:sz w:val="22"/>
-        </w:rPr>
-        <w:t>Answer: a</w:t>
-      </w:r>
-    </w:p>
-    <w:p>
-      <w:pPr>
-        <w:spacing w:after="0" w:before="0"/>
-      </w:pPr>
-      <w:r>
-        <w:rPr>
-          <w:b w:val="0"/>
-          <w:sz w:val="21"/>
-        </w:rPr>
-        <w:t>Solution: The golden color of amniotic fluid indicates Rh incompatibility (option a). Rh incompatibility occurs when the mother is Rh-negative and the fetus is Rh-positive. When there is a mixing of blood during childbirth, the mother's immune system can produce antibodies against the Rh factor. These antibodies can cause hemolysis of the fetal red blood cells, leading to the release of bilirubin and resulting in a characteristic golden color of the amniotic fluid. Rh incompatibility requires appropriate monitoring and interventions to prevent complications in the newborn. Code of ethics ) Amniotic fluid</w:t>
-      </w:r>
-    </w:p>
-    <w:p>
-      <w:pPr>
-        <w:spacing w:after="0" w:before="0"/>
-      </w:pPr>
-      <w:r>
-        <w:rPr>
-          <w:b w:val="0"/>
-          <w:sz w:val="20"/>
-        </w:rPr>
-        <w:t>Positive Marks: 1</w:t>
-      </w:r>
-    </w:p>
-    <w:p>
-      <w:pPr>
-        <w:spacing w:after="160" w:before="0"/>
-      </w:pPr>
-      <w:r>
-        <w:rPr>
-          <w:b w:val="0"/>
-          <w:sz w:val="20"/>
-        </w:rPr>
-        <w:t>Negative Marks: 0.25</w:t>
-      </w:r>
-    </w:p>
-    <w:p>
-      <w:pPr>
-        <w:spacing w:after="20" w:before="120"/>
-      </w:pPr>
-      <w:r>
-        <w:rPr>
-          <w:b/>
-          <w:sz w:val="22"/>
-        </w:rPr>
-        <w:t>Question: Which scale is used to measure OCD?</w:t>
-      </w:r>
-    </w:p>
-    <w:p>
-      <w:pPr>
-        <w:spacing w:after="0" w:before="0"/>
-      </w:pPr>
-      <w:r>
-        <w:rPr>
-          <w:b w:val="0"/>
-          <w:sz w:val="22"/>
-        </w:rPr>
-        <w:t>(a) BPRS</w:t>
-      </w:r>
-    </w:p>
-    <w:p>
-      <w:pPr>
-        <w:spacing w:after="0" w:before="0"/>
-      </w:pPr>
-      <w:r>
-        <w:rPr>
-          <w:b w:val="0"/>
-          <w:sz w:val="22"/>
-        </w:rPr>
-        <w:t>(b) HRSD</w:t>
-      </w:r>
-    </w:p>
-    <w:p>
-      <w:pPr>
-        <w:spacing w:after="0" w:before="0"/>
-      </w:pPr>
-      <w:r>
-        <w:rPr>
-          <w:b w:val="0"/>
-          <w:sz w:val="22"/>
-        </w:rPr>
-        <w:t>(c) NIMH-GOCS</w:t>
-      </w:r>
-    </w:p>
-    <w:p>
-      <w:pPr>
-        <w:spacing w:after="0" w:before="0"/>
-      </w:pPr>
-      <w:r>
-        <w:rPr>
-          <w:b w:val="0"/>
-          <w:sz w:val="22"/>
-        </w:rPr>
-        <w:t>(d) PANSS</w:t>
-      </w:r>
-    </w:p>
-    <w:p>
-      <w:pPr>
-        <w:spacing w:after="0" w:before="40"/>
-      </w:pPr>
-      <w:r>
-        <w:rPr>
-          <w:b/>
-          <w:sz w:val="22"/>
-        </w:rPr>
-        <w:t>Answer: c</w:t>
-      </w:r>
-    </w:p>
-    <w:p>
-      <w:pPr>
-        <w:spacing w:after="0" w:before="0"/>
-      </w:pPr>
-      <w:r>
-        <w:rPr>
-          <w:b w:val="0"/>
-          <w:sz w:val="21"/>
-        </w:rPr>
-        <w:t>Solution: The NIMH Global Obsessive-Compulsive Scale (NIMH-GOCS) (option A) is used to measure the severity of obsessive-compulsive disorder (OCD). OCD is a mental disorder characterized by recurrent intrusive thoughts (obsessions) and repetitive behaviors or mental acts (compulsions). The NIMH-GOCS is a standardized rating scale developed by the National Institute of Mental Health to assess the severity of OCD symptoms. It includes measures of obsessions, compulsions, and associated impairment. The scale provides a quantitative assessment of symptom severity and can be used to track changes in symptoms over time or evaluate treatment response in individuals with OCD.</w:t>
-      </w:r>
-    </w:p>
-    <w:p>
-      <w:pPr>
-        <w:spacing w:after="0" w:before="0"/>
-      </w:pPr>
-      <w:r>
-        <w:rPr>
-          <w:b w:val="0"/>
-          <w:sz w:val="20"/>
-        </w:rPr>
-        <w:t>Positive Marks: 1</w:t>
-      </w:r>
-    </w:p>
-    <w:p>
-      <w:pPr>
-        <w:spacing w:after="160" w:before="0"/>
-      </w:pPr>
-      <w:r>
-        <w:rPr>
-          <w:b w:val="0"/>
-          <w:sz w:val="20"/>
-        </w:rPr>
-        <w:t>Negative Marks: 0.25</w:t>
-      </w:r>
-    </w:p>
-    <w:p>
-      <w:pPr>
-        <w:spacing w:after="20" w:before="120"/>
-      </w:pPr>
-      <w:r>
-        <w:rPr>
-          <w:b/>
-          <w:sz w:val="22"/>
-        </w:rPr>
-        <w:t>Question: Which clinical physical characteristic is indicative of malignant breast carcinoma?</w:t>
-      </w:r>
-    </w:p>
-    <w:p>
-      <w:pPr>
-        <w:spacing w:after="0" w:before="0"/>
-      </w:pPr>
-      <w:r>
-        <w:rPr>
-          <w:b w:val="0"/>
-          <w:sz w:val="22"/>
-        </w:rPr>
-        <w:t>(a) Fluctuant, tender cystic lesion</w:t>
-      </w:r>
-    </w:p>
-    <w:p>
-      <w:pPr>
-        <w:spacing w:after="0" w:before="0"/>
-      </w:pPr>
-      <w:r>
-        <w:rPr>
-          <w:b w:val="0"/>
-          <w:sz w:val="22"/>
-        </w:rPr>
-        <w:t>(b) Painful, highly mobile, rubbery mass</w:t>
-      </w:r>
-    </w:p>
-    <w:p>
-      <w:pPr>
-        <w:spacing w:after="0" w:before="0"/>
-      </w:pPr>
-      <w:r>
-        <w:rPr>
-          <w:b w:val="0"/>
-          <w:sz w:val="22"/>
-        </w:rPr>
-        <w:t>(c) Painless, soft, mobile, regular mass</w:t>
-      </w:r>
-    </w:p>
-    <w:p>
-      <w:pPr>
-        <w:spacing w:after="0" w:before="0"/>
-      </w:pPr>
-      <w:r>
-        <w:rPr>
-          <w:b w:val="0"/>
-          <w:sz w:val="22"/>
-        </w:rPr>
-        <w:t>(d) Painless, non-mobile, fixed, irregular hard mass</w:t>
-      </w:r>
-    </w:p>
-    <w:p>
-      <w:pPr>
-        <w:spacing w:after="0" w:before="40"/>
-      </w:pPr>
-      <w:r>
-        <w:rPr>
-          <w:b/>
-          <w:sz w:val="22"/>
-        </w:rPr>
-        <w:t>Answer: d</w:t>
-      </w:r>
-    </w:p>
-    <w:p>
-      <w:pPr>
-        <w:spacing w:after="0" w:before="0"/>
-      </w:pPr>
-      <w:r>
-        <w:rPr>
-          <w:b w:val="0"/>
-          <w:sz w:val="21"/>
-        </w:rPr>
-        <w:t>Solution: Breast cancer typically presents as a single, hard, irregular, non-tender mass that is fixed to underlying pectoral fascia or skin.</w:t>
-      </w:r>
-    </w:p>
-    <w:p>
-      <w:pPr>
-        <w:spacing w:after="0" w:before="0"/>
-      </w:pPr>
-      <w:r>
-        <w:rPr>
-          <w:b w:val="0"/>
-          <w:sz w:val="20"/>
-        </w:rPr>
-        <w:t>Positive Marks: 1</w:t>
-      </w:r>
-    </w:p>
-    <w:p>
-      <w:pPr>
-        <w:spacing w:after="160" w:before="0"/>
-      </w:pPr>
-      <w:r>
-        <w:rPr>
-          <w:b w:val="0"/>
-          <w:sz w:val="20"/>
-        </w:rPr>
-        <w:t>Negative Marks: 0.25</w:t>
-      </w:r>
-    </w:p>
-    <w:p>
-      <w:pPr>
-        <w:spacing w:after="20" w:before="120"/>
-      </w:pPr>
-      <w:r>
-        <w:rPr>
-          <w:b/>
-          <w:sz w:val="22"/>
-        </w:rPr>
-        <w:t>Question: Characteristic of breast cancer?</w:t>
-      </w:r>
-    </w:p>
-    <w:p>
-      <w:pPr>
-        <w:spacing w:after="0" w:before="0"/>
-      </w:pPr>
-      <w:r>
-        <w:rPr>
-          <w:b w:val="0"/>
-          <w:sz w:val="22"/>
-        </w:rPr>
-        <w:t>(a) Non moveable fixed irregular mass</w:t>
-      </w:r>
-    </w:p>
-    <w:p>
-      <w:pPr>
-        <w:spacing w:after="0" w:before="0"/>
-      </w:pPr>
-      <w:r>
-        <w:rPr>
-          <w:b w:val="0"/>
-          <w:sz w:val="22"/>
-        </w:rPr>
-        <w:t>(b) Non moveable fixed regular mass</w:t>
-      </w:r>
-    </w:p>
-    <w:p>
-      <w:pPr>
-        <w:spacing w:after="0" w:before="0"/>
-      </w:pPr>
-      <w:r>
-        <w:rPr>
-          <w:b w:val="0"/>
-          <w:sz w:val="22"/>
-        </w:rPr>
-        <w:t>(c) Moveable fixed irregular mass</w:t>
-      </w:r>
-    </w:p>
-    <w:p>
-      <w:pPr>
-        <w:spacing w:after="0" w:before="0"/>
-      </w:pPr>
-      <w:r>
-        <w:rPr>
-          <w:b w:val="0"/>
-          <w:sz w:val="22"/>
-        </w:rPr>
-        <w:t>(d) Moveable fixed regular mass</w:t>
-      </w:r>
-    </w:p>
-    <w:p>
-      <w:pPr>
-        <w:spacing w:after="0" w:before="40"/>
-      </w:pPr>
-      <w:r>
-        <w:rPr>
-          <w:b/>
-          <w:sz w:val="22"/>
-        </w:rPr>
-        <w:t>Answer: a</w:t>
-      </w:r>
-    </w:p>
-    <w:p>
-      <w:pPr>
-        <w:spacing w:after="0" w:before="0"/>
-      </w:pPr>
-      <w:r>
-        <w:rPr>
-          <w:b w:val="0"/>
-          <w:sz w:val="21"/>
-        </w:rPr>
-        <w:t>Solution: Carcinoma breast typically presents as a hard, fixed, irregular, non-movable mass.</w:t>
-      </w:r>
-    </w:p>
-    <w:p>
-      <w:pPr>
-        <w:spacing w:after="0" w:before="0"/>
-      </w:pPr>
-      <w:r>
-        <w:rPr>
-          <w:b w:val="0"/>
-          <w:sz w:val="20"/>
-        </w:rPr>
-        <w:t>Positive Marks: 1</w:t>
-      </w:r>
-    </w:p>
-    <w:p>
-      <w:pPr>
-        <w:spacing w:after="160" w:before="0"/>
-      </w:pPr>
-      <w:r>
-        <w:rPr>
-          <w:b w:val="0"/>
-          <w:sz w:val="20"/>
-        </w:rPr>
-        <w:t>Negative Marks: 0.25</w:t>
-      </w:r>
-    </w:p>
-    <w:p>
-      <w:pPr>
-        <w:spacing w:after="20" w:before="120"/>
-      </w:pPr>
-      <w:r>
-        <w:rPr>
-          <w:b/>
-          <w:sz w:val="22"/>
-        </w:rPr>
-        <w:t>Question: A breastfeeding mother reports cracked, painful nipples. Which instruction is most appropriate?</w:t>
-      </w:r>
-    </w:p>
-    <w:p>
-      <w:pPr>
-        <w:spacing w:after="0" w:before="0"/>
-      </w:pPr>
-      <w:r>
-        <w:rPr>
-          <w:b w:val="0"/>
-          <w:sz w:val="22"/>
-        </w:rPr>
-        <w:t>(a) Wash the nipples with soap before each feed</w:t>
-      </w:r>
-    </w:p>
-    <w:p>
-      <w:pPr>
-        <w:spacing w:after="0" w:before="0"/>
-      </w:pPr>
-      <w:r>
-        <w:rPr>
-          <w:b w:val="0"/>
-          <w:sz w:val="22"/>
-        </w:rPr>
-        <w:t>(b) Switch to formula until the nipples heal</w:t>
-      </w:r>
-    </w:p>
-    <w:p>
-      <w:pPr>
-        <w:spacing w:after="0" w:before="0"/>
-      </w:pPr>
-      <w:r>
-        <w:rPr>
-          <w:b w:val="0"/>
-          <w:sz w:val="22"/>
-        </w:rPr>
-        <w:t>(c) Stop breastfeeding for 2 days to allow healing</w:t>
-      </w:r>
-    </w:p>
-    <w:p>
-      <w:pPr>
-        <w:spacing w:after="0" w:before="0"/>
-      </w:pPr>
-      <w:r>
-        <w:rPr>
-          <w:b w:val="0"/>
-          <w:sz w:val="22"/>
-        </w:rPr>
-        <w:t>(d) Correct the latch and apply purified lanolin after feeds</w:t>
-      </w:r>
-    </w:p>
-    <w:p>
-      <w:pPr>
-        <w:spacing w:after="0" w:before="40"/>
-      </w:pPr>
-      <w:r>
-        <w:rPr>
-          <w:b/>
-          <w:sz w:val="22"/>
-        </w:rPr>
-        <w:t>Answer: d</w:t>
-      </w:r>
-    </w:p>
-    <w:p>
-      <w:pPr>
-        <w:spacing w:after="0" w:before="0"/>
-      </w:pPr>
-      <w:r>
-        <w:rPr>
-          <w:b w:val="0"/>
-          <w:sz w:val="21"/>
-        </w:rPr>
-        <w:t>Solution: Cracked nipples are usually caused by a poor latch; correcting positioning, air-drying and applying lanolin promote healing while breastfeeding continues.</w:t>
-      </w:r>
-    </w:p>
-    <w:p>
-      <w:pPr>
-        <w:spacing w:after="0" w:before="0"/>
-      </w:pPr>
-      <w:r>
-        <w:rPr>
-          <w:b w:val="0"/>
-          <w:sz w:val="20"/>
-        </w:rPr>
-        <w:t>Positive Marks: 1</w:t>
-      </w:r>
-    </w:p>
-    <w:p>
-      <w:pPr>
-        <w:spacing w:after="160" w:before="0"/>
-      </w:pPr>
-      <w:r>
-        <w:rPr>
-          <w:b w:val="0"/>
-          <w:sz w:val="20"/>
-        </w:rPr>
-        <w:t>Negative Marks: 0.25</w:t>
-      </w:r>
-    </w:p>
-    <w:p>
-      <w:pPr>
-        <w:spacing w:after="20" w:before="120"/>
-      </w:pPr>
-      <w:r>
-        <w:rPr>
-          <w:b/>
-          <w:sz w:val="22"/>
-        </w:rPr>
-        <w:t>Question: Which food group serves as the richest dietary source of Folic Acid (Vitamin B9)?</w:t>
-      </w:r>
-    </w:p>
-    <w:p>
-      <w:pPr>
-        <w:spacing w:after="0" w:before="0"/>
-      </w:pPr>
-      <w:r>
-        <w:rPr>
-          <w:b w:val="0"/>
-          <w:sz w:val="22"/>
-        </w:rPr>
-        <w:t>(a) Red meat</w:t>
-      </w:r>
-    </w:p>
-    <w:p>
-      <w:pPr>
-        <w:spacing w:after="0" w:before="0"/>
-      </w:pPr>
-      <w:r>
-        <w:rPr>
-          <w:b w:val="0"/>
-          <w:sz w:val="22"/>
-        </w:rPr>
-        <w:t>(b) Banana</w:t>
-      </w:r>
-    </w:p>
-    <w:p>
-      <w:pPr>
-        <w:spacing w:after="0" w:before="0"/>
-      </w:pPr>
-      <w:r>
-        <w:rPr>
-          <w:b w:val="0"/>
-          <w:sz w:val="22"/>
-        </w:rPr>
-        <w:t>(c) Dark green leafy vegetables</w:t>
-      </w:r>
-    </w:p>
-    <w:p>
-      <w:pPr>
-        <w:spacing w:after="0" w:before="0"/>
-      </w:pPr>
-      <w:r>
-        <w:rPr>
-          <w:b w:val="0"/>
-          <w:sz w:val="22"/>
-        </w:rPr>
-        <w:t>(d) Whole milk</w:t>
-      </w:r>
-    </w:p>
-    <w:p>
-      <w:pPr>
-        <w:spacing w:after="0" w:before="40"/>
-      </w:pPr>
-      <w:r>
-        <w:rPr>
-          <w:b/>
-          <w:sz w:val="22"/>
-        </w:rPr>
-        <w:t>Answer: c</w:t>
-      </w:r>
-    </w:p>
-    <w:p>
-      <w:pPr>
-        <w:spacing w:after="0" w:before="0"/>
-      </w:pPr>
-      <w:r>
-        <w:rPr>
-          <w:b w:val="0"/>
-          <w:sz w:val="21"/>
-        </w:rPr>
-        <w:t>Solution: Dark green leafy vegetables (spinach, kale, broccoli), legumes, and liver are the richest natural sources of Folic Acid (Folate).</w:t>
-      </w:r>
-    </w:p>
-    <w:p>
-      <w:pPr>
-        <w:spacing w:after="0" w:before="0"/>
-      </w:pPr>
-      <w:r>
-        <w:rPr>
-          <w:b w:val="0"/>
-          <w:sz w:val="20"/>
-        </w:rPr>
-        <w:t>Positive Marks: 1</w:t>
-      </w:r>
-    </w:p>
-    <w:p>
-      <w:pPr>
-        <w:spacing w:after="160" w:before="0"/>
-      </w:pPr>
-      <w:r>
-        <w:rPr>
-          <w:b w:val="0"/>
-          <w:sz w:val="20"/>
-        </w:rPr>
-        <w:t>Negative Marks: 0.25</w:t>
-      </w:r>
-    </w:p>
-    <w:p>
-      <w:pPr>
-        <w:spacing w:after="20" w:before="120"/>
-      </w:pPr>
-      <w:r>
-        <w:rPr>
-          <w:b/>
-          <w:sz w:val="22"/>
-        </w:rPr>
-        <w:t>Question: A client's cardiac monitor shows new-onset atrial fibrillation with a ventricular rate of 150 beats/min. Which assessment is the nurse's priority?</w:t>
-      </w:r>
-    </w:p>
-    <w:p>
-      <w:pPr>
-        <w:spacing w:after="0" w:before="0"/>
-      </w:pPr>
-      <w:r>
-        <w:rPr>
-          <w:b w:val="0"/>
-          <w:sz w:val="22"/>
-        </w:rPr>
-        <w:t>(a) Peripheral pulses and skin color</w:t>
-      </w:r>
-    </w:p>
-    <w:p>
-      <w:pPr>
-        <w:spacing w:after="0" w:before="0"/>
-      </w:pPr>
-      <w:r>
-        <w:rPr>
-          <w:b w:val="0"/>
-          <w:sz w:val="22"/>
-        </w:rPr>
-        <w:t>(b) Deep tendon reflexes</w:t>
-      </w:r>
-    </w:p>
-    <w:p>
-      <w:pPr>
-        <w:spacing w:after="0" w:before="0"/>
-      </w:pPr>
-      <w:r>
-        <w:rPr>
-          <w:b w:val="0"/>
-          <w:sz w:val="22"/>
-        </w:rPr>
-        <w:t>(c) Level of consciousness and blood pressure</w:t>
-      </w:r>
-    </w:p>
-    <w:p>
-      <w:pPr>
-        <w:spacing w:after="0" w:before="0"/>
-      </w:pPr>
-      <w:r>
-        <w:rPr>
-          <w:b w:val="0"/>
-          <w:sz w:val="22"/>
-        </w:rPr>
-        <w:t>(d) Hourly urine output</w:t>
-      </w:r>
-    </w:p>
-    <w:p>
-      <w:pPr>
-        <w:spacing w:after="0" w:before="40"/>
-      </w:pPr>
-      <w:r>
-        <w:rPr>
-          <w:b/>
-          <w:sz w:val="22"/>
-        </w:rPr>
-        <w:t>Answer: c</w:t>
-      </w:r>
-    </w:p>
-    <w:p>
-      <w:pPr>
-        <w:spacing w:after="0" w:before="0"/>
-      </w:pPr>
-      <w:r>
-        <w:rPr>
-          <w:b w:val="0"/>
-          <w:sz w:val="21"/>
-        </w:rPr>
-        <w:t>Solution: Rapid atrial fibrillation can cause hemodynamic compromise; the priority is to evaluate cerebral perfusion (level of consciousness) and blood pressure for instability.</w:t>
-      </w:r>
-    </w:p>
-    <w:p>
-      <w:pPr>
-        <w:spacing w:after="0" w:before="0"/>
-      </w:pPr>
-      <w:r>
-        <w:rPr>
-          <w:b w:val="0"/>
-          <w:sz w:val="20"/>
-        </w:rPr>
-        <w:t>Positive Marks: 1</w:t>
-      </w:r>
-    </w:p>
-    <w:p>
-      <w:pPr>
-        <w:spacing w:after="160" w:before="0"/>
-      </w:pPr>
-      <w:r>
-        <w:rPr>
-          <w:b w:val="0"/>
-          <w:sz w:val="20"/>
-        </w:rPr>
-        <w:t>Negative Marks: 0.25</w:t>
-      </w:r>
-    </w:p>
-    <w:p>
-      <w:pPr>
-        <w:spacing w:after="20" w:before="120"/>
-      </w:pPr>
-      <w:r>
-        <w:rPr>
-          <w:b/>
-          <w:sz w:val="22"/>
-        </w:rPr>
-        <w:t>Question: SSPE complication occurs from which disease?</w:t>
-      </w:r>
-    </w:p>
-    <w:p>
-      <w:pPr>
-        <w:spacing w:after="0" w:before="0"/>
-      </w:pPr>
-      <w:r>
-        <w:rPr>
-          <w:b w:val="0"/>
-          <w:sz w:val="22"/>
-        </w:rPr>
-        <w:t>(a) Measles</w:t>
-      </w:r>
-    </w:p>
-    <w:p>
-      <w:pPr>
-        <w:spacing w:after="0" w:before="0"/>
-      </w:pPr>
-      <w:r>
-        <w:rPr>
-          <w:b w:val="0"/>
-          <w:sz w:val="22"/>
-        </w:rPr>
-        <w:t>(b) Chickenpox</w:t>
-      </w:r>
-    </w:p>
-    <w:p>
-      <w:pPr>
-        <w:spacing w:after="0" w:before="0"/>
-      </w:pPr>
-      <w:r>
-        <w:rPr>
-          <w:b w:val="0"/>
-          <w:sz w:val="22"/>
-        </w:rPr>
-        <w:t>(c) Dengue</w:t>
-      </w:r>
-    </w:p>
-    <w:p>
-      <w:pPr>
-        <w:spacing w:after="0" w:before="0"/>
-      </w:pPr>
-      <w:r>
-        <w:rPr>
-          <w:b w:val="0"/>
-          <w:sz w:val="22"/>
-        </w:rPr>
-        <w:t>(d) Rubella</w:t>
-      </w:r>
-    </w:p>
-    <w:p>
-      <w:pPr>
-        <w:spacing w:after="0" w:before="40"/>
-      </w:pPr>
-      <w:r>
-        <w:rPr>
-          <w:b/>
-          <w:sz w:val="22"/>
-        </w:rPr>
-        <w:t>Answer: a</w:t>
-      </w:r>
-    </w:p>
-    <w:p>
-      <w:pPr>
-        <w:spacing w:after="0" w:before="0"/>
-      </w:pPr>
-      <w:r>
-        <w:rPr>
-          <w:b w:val="0"/>
-          <w:sz w:val="21"/>
-        </w:rPr>
-        <w:t>Solution: SSPE (Subacute Sclerosing Panencephalitis) is a complication that occurs from the measles virus (option A). SSPE is a rare but serious progressive neurological disorder that affects individuals who have had measles infection, usually occurring several years after the initial infection. It is characterized by inflammation and degeneration of the brain. The exact cause of SSPE is not fully understood, but it is believed to result from persistent measles virus infection in the brain. Vaccination against measles is crucial for preventing SSPE and other complications associated with measles infection.</w:t>
-      </w:r>
-    </w:p>
-    <w:p>
-      <w:pPr>
-        <w:spacing w:after="0" w:before="0"/>
-      </w:pPr>
-      <w:r>
-        <w:rPr>
-          <w:b w:val="0"/>
-          <w:sz w:val="20"/>
-        </w:rPr>
-        <w:t>Positive Marks: 1</w:t>
-      </w:r>
-    </w:p>
-    <w:p>
-      <w:pPr>
-        <w:spacing w:after="160" w:before="0"/>
-      </w:pPr>
-      <w:r>
-        <w:rPr>
-          <w:b w:val="0"/>
-          <w:sz w:val="20"/>
-        </w:rPr>
-        <w:t>Negative Marks: 0.25</w:t>
-      </w:r>
-    </w:p>
-    <w:p>
-      <w:pPr>
-        <w:spacing w:after="20" w:before="120"/>
-      </w:pPr>
-      <w:r>
-        <w:rPr>
-          <w:b/>
-          <w:sz w:val="22"/>
-        </w:rPr>
-        <w:t>Question: What is the drug used for the management of alcohol withdrawal symptoms?</w:t>
-      </w:r>
-    </w:p>
-    <w:p>
-      <w:pPr>
-        <w:spacing w:after="0" w:before="0"/>
-      </w:pPr>
-      <w:r>
-        <w:rPr>
-          <w:b w:val="0"/>
-          <w:sz w:val="22"/>
-        </w:rPr>
-        <w:t>(a) Naltrexone</w:t>
-      </w:r>
-    </w:p>
-    <w:p>
-      <w:pPr>
-        <w:spacing w:after="0" w:before="0"/>
-      </w:pPr>
-      <w:r>
-        <w:rPr>
-          <w:b w:val="0"/>
-          <w:sz w:val="22"/>
-        </w:rPr>
-        <w:t>(b) Acarbose</w:t>
-      </w:r>
-    </w:p>
-    <w:p>
-      <w:pPr>
-        <w:spacing w:after="0" w:before="0"/>
-      </w:pPr>
-      <w:r>
-        <w:rPr>
-          <w:b w:val="0"/>
-          <w:sz w:val="22"/>
-        </w:rPr>
-        <w:t>(c) Chlordiazepoxide</w:t>
-      </w:r>
-    </w:p>
-    <w:p>
-      <w:pPr>
-        <w:spacing w:after="0" w:before="0"/>
-      </w:pPr>
-      <w:r>
-        <w:rPr>
-          <w:b w:val="0"/>
-          <w:sz w:val="22"/>
-        </w:rPr>
-        <w:t>(d) Disulfiram</w:t>
-      </w:r>
-    </w:p>
-    <w:p>
-      <w:pPr>
-        <w:spacing w:after="0" w:before="40"/>
-      </w:pPr>
-      <w:r>
-        <w:rPr>
-          <w:b/>
-          <w:sz w:val="22"/>
-        </w:rPr>
-        <w:t>Answer: c</w:t>
-      </w:r>
-    </w:p>
-    <w:p>
-      <w:pPr>
-        <w:spacing w:after="0" w:before="0"/>
-      </w:pPr>
-      <w:r>
-        <w:rPr>
-          <w:b w:val="0"/>
-          <w:sz w:val="21"/>
-        </w:rPr>
-        <w:t>Solution: Chlordiazepoxide is a drug used for the management of alcohol withdrawal symptoms. It is a benzodiazepine that works by decreasing the excitability of the central nervous system, which can help alleviate symptoms such as anxiety, tremors, and seizures.</w:t>
-      </w:r>
-    </w:p>
-    <w:p>
-      <w:pPr>
-        <w:spacing w:after="0" w:before="0"/>
-      </w:pPr>
-      <w:r>
-        <w:rPr>
-          <w:b w:val="0"/>
-          <w:sz w:val="20"/>
-        </w:rPr>
-        <w:t>Positive Marks: 1</w:t>
-      </w:r>
-    </w:p>
-    <w:p>
-      <w:pPr>
-        <w:spacing w:after="160" w:before="0"/>
-      </w:pPr>
-      <w:r>
-        <w:rPr>
-          <w:b w:val="0"/>
-          <w:sz w:val="20"/>
-        </w:rPr>
-        <w:t>Negative Marks: 0.25</w:t>
-      </w:r>
-    </w:p>
-    <w:p>
-      <w:pPr>
-        <w:spacing w:after="20" w:before="120"/>
-      </w:pPr>
-      <w:r>
-        <w:rPr>
-          <w:b/>
-          <w:sz w:val="22"/>
-        </w:rPr>
-        <w:t>Question: Amphetamine used in ADHD for long term than cause ?</w:t>
-      </w:r>
-    </w:p>
-    <w:p>
-      <w:pPr>
-        <w:spacing w:after="0" w:before="0"/>
-      </w:pPr>
-      <w:r>
-        <w:rPr>
-          <w:b w:val="0"/>
-          <w:sz w:val="22"/>
-        </w:rPr>
-        <w:t>(a) confusion</w:t>
-      </w:r>
-    </w:p>
-    <w:p>
-      <w:pPr>
-        <w:spacing w:after="0" w:before="0"/>
-      </w:pPr>
-      <w:r>
-        <w:rPr>
-          <w:b w:val="0"/>
-          <w:sz w:val="22"/>
-        </w:rPr>
-        <w:t>(b) Hypothermia</w:t>
-      </w:r>
-    </w:p>
-    <w:p>
-      <w:pPr>
-        <w:spacing w:after="0" w:before="0"/>
-      </w:pPr>
-      <w:r>
-        <w:rPr>
-          <w:b w:val="0"/>
-          <w:sz w:val="22"/>
-        </w:rPr>
-        <w:t>(c) Increased appetite</w:t>
-      </w:r>
-    </w:p>
-    <w:p>
-      <w:pPr>
-        <w:spacing w:after="0" w:before="0"/>
-      </w:pPr>
-      <w:r>
-        <w:rPr>
-          <w:b w:val="0"/>
-          <w:sz w:val="22"/>
-        </w:rPr>
-        <w:t>(d) Mania</w:t>
-      </w:r>
-    </w:p>
-    <w:p>
-      <w:pPr>
-        <w:spacing w:after="0" w:before="40"/>
-      </w:pPr>
-      <w:r>
-        <w:rPr>
-          <w:b/>
-          <w:sz w:val="22"/>
-        </w:rPr>
-        <w:t>Answer: a</w:t>
-      </w:r>
-    </w:p>
-    <w:p>
-      <w:pPr>
-        <w:spacing w:after="0" w:before="0"/>
-      </w:pPr>
-      <w:r>
-        <w:rPr>
-          <w:b w:val="0"/>
-          <w:sz w:val="21"/>
-        </w:rPr>
-        <w:t>Solution: Long-term amphetamine use can cause confusion, agitation and psychotic symptoms; appetite is decreased and body temperature may rise.</w:t>
-      </w:r>
-    </w:p>
-    <w:p>
-      <w:pPr>
-        <w:spacing w:after="0" w:before="0"/>
-      </w:pPr>
-      <w:r>
-        <w:rPr>
-          <w:b w:val="0"/>
-          <w:sz w:val="20"/>
-        </w:rPr>
-        <w:t>Positive Marks: 1</w:t>
-      </w:r>
-    </w:p>
-    <w:p>
-      <w:pPr>
-        <w:spacing w:after="160" w:before="0"/>
-      </w:pPr>
-      <w:r>
-        <w:rPr>
-          <w:b w:val="0"/>
-          <w:sz w:val="20"/>
-        </w:rPr>
-        <w:t>Negative Marks: 0.25</w:t>
-      </w:r>
-    </w:p>
-    <w:p>
-      <w:pPr>
-        <w:spacing w:after="20" w:before="120"/>
-      </w:pPr>
-      <w:r>
-        <w:rPr>
-          <w:b/>
-          <w:sz w:val="22"/>
-        </w:rPr>
-        <w:t>Question: Pressure ulcer clean with ?</w:t>
-      </w:r>
-    </w:p>
-    <w:p>
-      <w:pPr>
-        <w:spacing w:after="0" w:before="0"/>
-      </w:pPr>
-      <w:r>
-        <w:rPr>
-          <w:b w:val="0"/>
-          <w:sz w:val="22"/>
-        </w:rPr>
-        <w:t>(a) H2O2</w:t>
-      </w:r>
-    </w:p>
-    <w:p>
-      <w:pPr>
-        <w:spacing w:after="0" w:before="0"/>
-      </w:pPr>
-      <w:r>
-        <w:rPr>
-          <w:b w:val="0"/>
-          <w:sz w:val="22"/>
-        </w:rPr>
-        <w:t>(b) Betadine</w:t>
-      </w:r>
-    </w:p>
-    <w:p>
-      <w:pPr>
-        <w:spacing w:after="0" w:before="0"/>
-      </w:pPr>
-      <w:r>
-        <w:rPr>
-          <w:b w:val="0"/>
-          <w:sz w:val="22"/>
-        </w:rPr>
-        <w:t>(c) Dettol solution</w:t>
-      </w:r>
-    </w:p>
-    <w:p>
-      <w:pPr>
-        <w:spacing w:after="0" w:before="0"/>
-      </w:pPr>
-      <w:r>
-        <w:rPr>
-          <w:b w:val="0"/>
-          <w:sz w:val="22"/>
-        </w:rPr>
-        <w:t>(d) Glutraldehyde solution</w:t>
-      </w:r>
-    </w:p>
-    <w:p>
-      <w:pPr>
-        <w:spacing w:after="0" w:before="40"/>
-      </w:pPr>
-      <w:r>
-        <w:rPr>
-          <w:b/>
-          <w:sz w:val="22"/>
-        </w:rPr>
-        <w:t>Answer: b</w:t>
-      </w:r>
-    </w:p>
-    <w:p>
-      <w:pPr>
-        <w:spacing w:after="0" w:before="0"/>
-      </w:pPr>
-      <w:r>
-        <w:rPr>
-          <w:b w:val="0"/>
-          <w:sz w:val="21"/>
-        </w:rPr>
-        <w:t>Solution: Pressure ulcers are cleaned with normal saline or a mild antiseptic such as povidone-iodine (Betadine); hydrogen peroxide is tissue-toxic and not recommended.</w:t>
-      </w:r>
-    </w:p>
-    <w:p>
-      <w:pPr>
-        <w:spacing w:after="0" w:before="0"/>
-      </w:pPr>
-      <w:r>
-        <w:rPr>
-          <w:b w:val="0"/>
-          <w:sz w:val="20"/>
-        </w:rPr>
-        <w:t>Positive Marks: 1</w:t>
-      </w:r>
-    </w:p>
-    <w:p>
-      <w:pPr>
-        <w:spacing w:after="160" w:before="0"/>
-      </w:pPr>
-      <w:r>
-        <w:rPr>
-          <w:b w:val="0"/>
-          <w:sz w:val="20"/>
-        </w:rPr>
-        <w:t>Negative Marks: 0.25</w:t>
-      </w:r>
-    </w:p>
-    <w:p>
-      <w:pPr>
-        <w:spacing w:after="20" w:before="120"/>
-      </w:pPr>
-      <w:r>
-        <w:rPr>
-          <w:b/>
-          <w:sz w:val="22"/>
-        </w:rPr>
-        <w:t>Question: Do not give irrigation (lavage) in which type of poisoning?</w:t>
-      </w:r>
-    </w:p>
-    <w:p>
-      <w:pPr>
-        <w:spacing w:after="0" w:before="0"/>
-      </w:pPr>
-      <w:r>
-        <w:rPr>
-          <w:b w:val="0"/>
-          <w:sz w:val="22"/>
-        </w:rPr>
-        <w:t>(a) Food poisoning</w:t>
-      </w:r>
-    </w:p>
-    <w:p>
-      <w:pPr>
-        <w:spacing w:after="0" w:before="0"/>
-      </w:pPr>
-      <w:r>
-        <w:rPr>
-          <w:b w:val="0"/>
-          <w:sz w:val="22"/>
-        </w:rPr>
-        <w:t>(b) Corrosive poisoning</w:t>
-      </w:r>
-    </w:p>
-    <w:p>
-      <w:pPr>
-        <w:spacing w:after="0" w:before="0"/>
-      </w:pPr>
-      <w:r>
-        <w:rPr>
-          <w:b w:val="0"/>
-          <w:sz w:val="22"/>
-        </w:rPr>
-        <w:t>(c) Bellanodonnaposisoing</w:t>
-      </w:r>
-    </w:p>
-    <w:p>
-      <w:pPr>
-        <w:spacing w:after="0" w:before="0"/>
-      </w:pPr>
-      <w:r>
-        <w:rPr>
-          <w:b w:val="0"/>
-          <w:sz w:val="22"/>
-        </w:rPr>
-        <w:t>(d) Paracetamol poisoning</w:t>
-      </w:r>
-    </w:p>
-    <w:p>
-      <w:pPr>
-        <w:spacing w:after="0" w:before="40"/>
-      </w:pPr>
-      <w:r>
-        <w:rPr>
-          <w:b/>
-          <w:sz w:val="22"/>
-        </w:rPr>
-        <w:t>Answer: b</w:t>
-      </w:r>
-    </w:p>
-    <w:p>
-      <w:pPr>
-        <w:spacing w:after="0" w:before="0"/>
-      </w:pPr>
-      <w:r>
-        <w:rPr>
-          <w:b w:val="0"/>
-          <w:sz w:val="21"/>
-        </w:rPr>
-        <w:t>Solution: Irrigation or lavage is not recommended in cases of corrosive poisoning (option C). Corrosive substances, such as strong acids or alkalis, can cause severe damage to tissues in the gastrointestinal tract. If lavage is performed, it may further damage the already injured tissues and lead to complications. In cases of corrosive poisoning, the primary focus is on supportive care, symptom management, and immediate medical attention. Activated charcoal, supportive measures, and specific antidotes, if available, may be used as appropriate. It is important to consult a poison control center or healthcare professional for specific guidance in cases of poisoning.</w:t>
-      </w:r>
-    </w:p>
-    <w:p>
-      <w:pPr>
-        <w:spacing w:after="0" w:before="0"/>
-      </w:pPr>
-      <w:r>
-        <w:rPr>
-          <w:b w:val="0"/>
-          <w:sz w:val="20"/>
-        </w:rPr>
-        <w:t>Positive Marks: 1</w:t>
-      </w:r>
-    </w:p>
-    <w:p>
-      <w:pPr>
-        <w:spacing w:after="160" w:before="0"/>
-      </w:pPr>
-      <w:r>
-        <w:rPr>
-          <w:b w:val="0"/>
-          <w:sz w:val="20"/>
-        </w:rPr>
-        <w:t>Negative Marks: 0.25</w:t>
-      </w:r>
-    </w:p>
-    <w:p>
-      <w:pPr>
-        <w:spacing w:after="20" w:before="120"/>
-      </w:pPr>
-      <w:r>
-        <w:rPr>
-          <w:b/>
-          <w:sz w:val="22"/>
-        </w:rPr>
-        <w:t>Question: A child is on chemotherapy. The nurse should teacher the mother about the following; except:</w:t>
-      </w:r>
-    </w:p>
-    <w:p>
-      <w:pPr>
-        <w:spacing w:after="0" w:before="0"/>
-      </w:pPr>
-      <w:r>
-        <w:rPr>
-          <w:b w:val="0"/>
-          <w:sz w:val="22"/>
-        </w:rPr>
-        <w:t>(a) Brush two times</w:t>
-      </w:r>
-    </w:p>
-    <w:p>
-      <w:pPr>
-        <w:spacing w:after="0" w:before="0"/>
-      </w:pPr>
-      <w:r>
-        <w:rPr>
-          <w:b w:val="0"/>
-          <w:sz w:val="22"/>
-        </w:rPr>
-        <w:t>(b) Sitz bath</w:t>
-      </w:r>
-    </w:p>
-    <w:p>
-      <w:pPr>
-        <w:spacing w:after="0" w:before="0"/>
-      </w:pPr>
-      <w:r>
-        <w:rPr>
-          <w:b w:val="0"/>
-          <w:sz w:val="22"/>
-        </w:rPr>
-        <w:t>(c) Hand washing</w:t>
-      </w:r>
-    </w:p>
-    <w:p>
-      <w:pPr>
-        <w:spacing w:after="0" w:before="0"/>
-      </w:pPr>
-      <w:r>
-        <w:rPr>
-          <w:b w:val="0"/>
-          <w:sz w:val="22"/>
-        </w:rPr>
-        <w:t>(d) Avoid crowded place</w:t>
-      </w:r>
-    </w:p>
-    <w:p>
-      <w:pPr>
-        <w:spacing w:after="0" w:before="40"/>
-      </w:pPr>
-      <w:r>
-        <w:rPr>
-          <w:b/>
-          <w:sz w:val="22"/>
-        </w:rPr>
-        <w:t>Answer: b</w:t>
-      </w:r>
-    </w:p>
-    <w:p>
-      <w:pPr>
-        <w:spacing w:after="0" w:before="0"/>
-      </w:pPr>
-      <w:r>
-        <w:rPr>
-          <w:b w:val="0"/>
-          <w:sz w:val="21"/>
-        </w:rPr>
-        <w:t>Solution: The mother is taught hand washing, avoiding crowded places and oral care; a sitz bath is not relevant to chemotherapy care.</w:t>
-      </w:r>
-    </w:p>
-    <w:p>
-      <w:pPr>
-        <w:spacing w:after="0" w:before="0"/>
-      </w:pPr>
-      <w:r>
-        <w:rPr>
-          <w:b w:val="0"/>
-          <w:sz w:val="20"/>
-        </w:rPr>
-        <w:t>Positive Marks: 1</w:t>
-      </w:r>
-    </w:p>
-    <w:p>
-      <w:pPr>
-        <w:spacing w:after="160" w:before="0"/>
-      </w:pPr>
-      <w:r>
-        <w:rPr>
-          <w:b w:val="0"/>
-          <w:sz w:val="20"/>
-        </w:rPr>
-        <w:t>Negative Marks: 0.25</w:t>
-      </w:r>
-    </w:p>
-    <w:p>
-      <w:pPr>
-        <w:spacing w:after="20" w:before="120"/>
-      </w:pPr>
-      <w:r>
-        <w:rPr>
-          <w:b/>
-          <w:sz w:val="22"/>
-        </w:rPr>
-        <w:t>Question: A pregnant lady presents with umbilical cord prolapse. What is the immediate priority nursing intervention?</w:t>
-      </w:r>
-    </w:p>
-    <w:p>
-      <w:pPr>
-        <w:spacing w:after="0" w:before="0"/>
-      </w:pPr>
-      <w:r>
-        <w:rPr>
-          <w:b w:val="0"/>
-          <w:sz w:val="22"/>
-        </w:rPr>
-        <w:t>(a) Gently push the cord back into the uterus</w:t>
-      </w:r>
-    </w:p>
-    <w:p>
-      <w:pPr>
-        <w:spacing w:after="0" w:before="0"/>
-      </w:pPr>
-      <w:r>
-        <w:rPr>
-          <w:b w:val="0"/>
-          <w:sz w:val="22"/>
-        </w:rPr>
-        <w:t>(b) Inform healthcare provider and wait</w:t>
-      </w:r>
-    </w:p>
-    <w:p>
-      <w:pPr>
-        <w:spacing w:after="0" w:before="0"/>
-      </w:pPr>
-      <w:r>
-        <w:rPr>
-          <w:b w:val="0"/>
-          <w:sz w:val="22"/>
-        </w:rPr>
-        <w:t>(c) Give reverse Trendelenburg position</w:t>
-      </w:r>
-    </w:p>
-    <w:p>
-      <w:pPr>
-        <w:spacing w:after="0" w:before="0"/>
-      </w:pPr>
-      <w:r>
-        <w:rPr>
-          <w:b w:val="0"/>
-          <w:sz w:val="22"/>
-        </w:rPr>
-        <w:t>(d) Place the patient in Trendelenburg or Knee-Chest position</w:t>
-      </w:r>
-    </w:p>
-    <w:p>
-      <w:pPr>
-        <w:spacing w:after="0" w:before="40"/>
-      </w:pPr>
-      <w:r>
-        <w:rPr>
-          <w:b/>
-          <w:sz w:val="22"/>
-        </w:rPr>
-        <w:t>Answer: d</w:t>
-      </w:r>
-    </w:p>
-    <w:p>
-      <w:pPr>
-        <w:spacing w:after="0" w:before="0"/>
-      </w:pPr>
-      <w:r>
-        <w:rPr>
-          <w:b w:val="0"/>
-          <w:sz w:val="21"/>
-        </w:rPr>
-        <w:t>Solution: Positioning the mother in Trendelenburg or Knee-Chest position uses gravity to relieve fetal presenting part pressure on the prolapsed umbilical cord, preventing fetal hypoxia.</w:t>
-      </w:r>
-    </w:p>
-    <w:p>
-      <w:pPr>
-        <w:spacing w:after="0" w:before="0"/>
-      </w:pPr>
-      <w:r>
-        <w:rPr>
-          <w:b w:val="0"/>
-          <w:sz w:val="20"/>
-        </w:rPr>
-        <w:t>Positive Marks: 1</w:t>
-      </w:r>
-    </w:p>
-    <w:p>
-      <w:pPr>
-        <w:spacing w:after="160" w:before="0"/>
-      </w:pPr>
-      <w:r>
-        <w:rPr>
-          <w:b w:val="0"/>
-          <w:sz w:val="20"/>
-        </w:rPr>
-        <w:t>Negative Marks: 0.25</w:t>
-      </w:r>
-    </w:p>
-    <w:p>
-      <w:pPr>
-        <w:spacing w:after="20" w:before="120"/>
-      </w:pPr>
-      <w:r>
-        <w:rPr>
-          <w:b/>
-          <w:sz w:val="22"/>
-        </w:rPr>
-        <w:t>Question: The nurse notes that a client's abdominal wound has dehisced and bowel is protruding. What should the nurse do FIRST?</w:t>
-      </w:r>
-    </w:p>
-    <w:p>
-      <w:pPr>
-        <w:spacing w:after="0" w:before="0"/>
-      </w:pPr>
-      <w:r>
-        <w:rPr>
-          <w:b w:val="0"/>
-          <w:sz w:val="22"/>
-        </w:rPr>
-        <w:t>(a) Gently push the bowel back into the abdomen</w:t>
-      </w:r>
-    </w:p>
-    <w:p>
-      <w:pPr>
-        <w:spacing w:after="0" w:before="0"/>
-      </w:pPr>
-      <w:r>
-        <w:rPr>
-          <w:b w:val="0"/>
-          <w:sz w:val="22"/>
-        </w:rPr>
-        <w:t>(b) Apply a dry sterile dressing</w:t>
-      </w:r>
-    </w:p>
-    <w:p>
-      <w:pPr>
-        <w:spacing w:after="0" w:before="0"/>
-      </w:pPr>
-      <w:r>
-        <w:rPr>
-          <w:b w:val="0"/>
-          <w:sz w:val="22"/>
-        </w:rPr>
-        <w:t>(c) Place the client flat and wait for the surgeon</w:t>
-      </w:r>
-    </w:p>
-    <w:p>
-      <w:pPr>
-        <w:spacing w:after="0" w:before="0"/>
-      </w:pPr>
-      <w:r>
-        <w:rPr>
-          <w:b w:val="0"/>
-          <w:sz w:val="22"/>
-        </w:rPr>
-        <w:t>(d) Cover the wound with sterile saline-soaked dressings</w:t>
-      </w:r>
-    </w:p>
-    <w:p>
-      <w:pPr>
-        <w:spacing w:after="0" w:before="40"/>
-      </w:pPr>
-      <w:r>
-        <w:rPr>
-          <w:b/>
-          <w:sz w:val="22"/>
-        </w:rPr>
-        <w:t>Answer: d</w:t>
-      </w:r>
-    </w:p>
-    <w:p>
-      <w:pPr>
-        <w:spacing w:after="0" w:before="0"/>
-      </w:pPr>
-      <w:r>
-        <w:rPr>
-          <w:b w:val="0"/>
-          <w:sz w:val="21"/>
-        </w:rPr>
-        <w:t>Solution: Eviscerated bowel must be kept moist with sterile saline-soaked gauze to prevent drying and necrosis; it is never pushed back, and the surgeon is notified immediately.</w:t>
-      </w:r>
-    </w:p>
-    <w:p>
-      <w:pPr>
-        <w:spacing w:after="0" w:before="0"/>
-      </w:pPr>
-      <w:r>
-        <w:rPr>
-          <w:b w:val="0"/>
-          <w:sz w:val="20"/>
-        </w:rPr>
-        <w:t>Positive Marks: 1</w:t>
-      </w:r>
-    </w:p>
-    <w:p>
-      <w:pPr>
-        <w:spacing w:after="160" w:before="0"/>
-      </w:pPr>
-      <w:r>
-        <w:rPr>
-          <w:b w:val="0"/>
-          <w:sz w:val="20"/>
-        </w:rPr>
-        <w:t>Negative Marks: 0.25</w:t>
+      <w:r>
+        <w:t xml:space="preserve">Question: A patient with a severe head injury is being monitored for signs of rising intracranial pressure. Which sign is an early indicator?</w:t>
+      </w:r>
+    </w:p>
+    <w:p>
+      <w:r>
+        <w:t xml:space="preserve">(a) Restlessness and decreasing level of consciousness</w:t>
+      </w:r>
+    </w:p>
+    <w:p>
+      <w:r>
+        <w:t xml:space="preserve">(b) Cushing's triad only (late sign)</w:t>
+      </w:r>
+    </w:p>
+    <w:p>
+      <w:r>
+        <w:t xml:space="preserve">(c) Normal pupil response</w:t>
+      </w:r>
+    </w:p>
+    <w:p>
+      <w:r>
+        <w:t xml:space="preserve">(d) Stable vital signs</w:t>
+      </w:r>
+    </w:p>
+    <w:p>
+      <w:r>
+        <w:t xml:space="preserve">Answer: a</w:t>
+      </w:r>
+    </w:p>
+    <w:p>
+      <w:r>
+        <w:t xml:space="preserve">Solution: ✅ Correct Answer: (a)</w:t>
+      </w:r>
+    </w:p>
+    <w:p>
+      <w:r>
+        <w:t xml:space="preserve">🧠 Clinical Rationale: Early rising ICP shows as restlessness, confusion, and a decreasing level of consciousness. Late signs include Cushing's triad (bradycardia, hypertension, irregular respirations) and pupillary changes. The nurse monitors trends and reports early changes.</w:t>
+      </w:r>
+    </w:p>
+    <w:p>
+      <w:r>
+        <w:t xml:space="preserve">🔍 Key Clues: "Early indicator" of rising ICP → restlessness + decreasing consciousness.</w:t>
+      </w:r>
+    </w:p>
+    <w:p>
+      <w:r>
+        <w:t xml:space="preserve">❌ Why Not Other Options?</w:t>
+      </w:r>
+    </w:p>
+    <w:p>
+      <w:r>
+        <w:t xml:space="preserve">(b) — Cushing's triad is a LATE, ominous sign.</w:t>
+      </w:r>
+    </w:p>
+    <w:p>
+      <w:r>
+        <w:t xml:space="preserve">(c) — Normal pupils do not warn of rising ICP.</w:t>
+      </w:r>
+    </w:p>
+    <w:p>
+      <w:r>
+        <w:t xml:space="preserve">(d) — Stable vital signs give false reassurance; consciousness changes first.</w:t>
+      </w:r>
+    </w:p>
+    <w:p>
+      <w:r>
+        <w:t xml:space="preserve">⚠️ Exam Trap: Restlessness is often the FIRST sign of rising ICP — never sedate it away without reporting.</w:t>
+      </w:r>
+    </w:p>
+    <w:p>
+      <w:r>
+        <w:t xml:space="preserve">💎 PNC Pearl: ICP rises → restless first, Cushing's triad last.</w:t>
+      </w:r>
+    </w:p>
+    <w:p>
+      <w:r>
+        <w:t xml:space="preserve">Positive Marks: 1</w:t>
+      </w:r>
+    </w:p>
+    <w:p>
+      <w:r>
+        <w:t xml:space="preserve">Negative Marks: 0.25</w:t>
+      </w:r>
+    </w:p>
+    <w:p>
+      <w:r>
+        <w:t xml:space="preserve"/>
+      </w:r>
+    </w:p>
+    <w:p>
+      <w:r>
+        <w:t xml:space="preserve">Question: The nurse is preparing a patient for a pulmonary function test. Which instruction is correct?</w:t>
+      </w:r>
+    </w:p>
+    <w:p>
+      <w:r>
+        <w:t xml:space="preserve">(a) Avoid smoking and bronchodilators before the test as ordered</w:t>
+      </w:r>
+    </w:p>
+    <w:p>
+      <w:r>
+        <w:t xml:space="preserve">(b) Smoke before the test</w:t>
+      </w:r>
+    </w:p>
+    <w:p>
+      <w:r>
+        <w:t xml:space="preserve">(c) Eat a heavy meal</w:t>
+      </w:r>
+    </w:p>
+    <w:p>
+      <w:r>
+        <w:t xml:space="preserve">(d) Wear tight clothing</w:t>
+      </w:r>
+    </w:p>
+    <w:p>
+      <w:r>
+        <w:t xml:space="preserve">Answer: a</w:t>
+      </w:r>
+    </w:p>
+    <w:p>
+      <w:r>
+        <w:t xml:space="preserve">Solution: ✅ Correct Answer: (a)</w:t>
+      </w:r>
+    </w:p>
+    <w:p>
+      <w:r>
+        <w:t xml:space="preserve">🧠 Clinical Rationale: PFT accuracy depends on preparation — no smoking for 4–6 hours, no bronchodilators before the test (per protocol), no caffeine or heavy meals, and loose clothing. Maximal effort gives valid results.</w:t>
+      </w:r>
+    </w:p>
+    <w:p>
+      <w:r>
+        <w:t xml:space="preserve">🔍 Key Clues: "Pulmonary function test" → avoid smoking, bronchodilators, heavy meals; loose clothing.</w:t>
+      </w:r>
+    </w:p>
+    <w:p>
+      <w:r>
+        <w:t xml:space="preserve">❌ Why Not Other Options?</w:t>
+      </w:r>
+    </w:p>
+    <w:p>
+      <w:r>
+        <w:t xml:space="preserve">(b) — Smoking alters airway caliber and invalidates baseline readings.</w:t>
+      </w:r>
+    </w:p>
+    <w:p>
+      <w:r>
+        <w:t xml:space="preserve">(c) — Heavy meals interfere with breathing effort.</w:t>
+      </w:r>
+    </w:p>
+    <w:p>
+      <w:r>
+        <w:t xml:space="preserve">(d) — Tight clothing restricts full chest expansion.</w:t>
+      </w:r>
+    </w:p>
+    <w:p>
+      <w:r>
+        <w:t xml:space="preserve">⚠️ Exam Trap: Bronchodilators are usually withheld before diagnostic PFTs — check the order.</w:t>
+      </w:r>
+    </w:p>
+    <w:p>
+      <w:r>
+        <w:t xml:space="preserve">💎 PNC Pearl: PFT prep = no smoke, no bronchodilator, loose clothes.</w:t>
+      </w:r>
+    </w:p>
+    <w:p>
+      <w:r>
+        <w:t xml:space="preserve">Positive Marks: 1</w:t>
+      </w:r>
+    </w:p>
+    <w:p>
+      <w:r>
+        <w:t xml:space="preserve">Negative Marks: 0.25</w:t>
+      </w:r>
+    </w:p>
+    <w:p>
+      <w:r>
+        <w:t xml:space="preserve"/>
+      </w:r>
+    </w:p>
+    <w:p>
+      <w:r>
+        <w:t xml:space="preserve">Question: A patient at 35 weeks of gestation is diagnosed with anemia. The nurse should teach the patient to:</w:t>
+      </w:r>
+    </w:p>
+    <w:p>
+      <w:r>
+        <w:t xml:space="preserve">(a) Take iron and folic acid and include iron-rich foods</w:t>
+      </w:r>
+    </w:p>
+    <w:p>
+      <w:r>
+        <w:t xml:space="preserve">(b) Stop iron if it causes nausea</w:t>
+      </w:r>
+    </w:p>
+    <w:p>
+      <w:r>
+        <w:t xml:space="preserve">(c) Drink tea with every meal</w:t>
+      </w:r>
+    </w:p>
+    <w:p>
+      <w:r>
+        <w:t xml:space="preserve">(d) Avoid green vegetables</w:t>
+      </w:r>
+    </w:p>
+    <w:p>
+      <w:r>
+        <w:t xml:space="preserve">Answer: a</w:t>
+      </w:r>
+    </w:p>
+    <w:p>
+      <w:r>
+        <w:t xml:space="preserve">Solution: ✅ Correct Answer: (a)</w:t>
+      </w:r>
+    </w:p>
+    <w:p>
+      <w:r>
+        <w:t xml:space="preserve">🧠 Clinical Rationale: Pregnancy anemia is managed with iron–folic acid supplements and iron-rich foods. Absorption improves when iron is taken with vitamin C and away from tea/coffee. Nausea is managed (smaller doses, with food) — not by stopping iron.</w:t>
+      </w:r>
+    </w:p>
+    <w:p>
+      <w:r>
+        <w:t xml:space="preserve">🔍 Key Clues: "Anemia" in pregnancy → iron + folic acid + dietary iron.</w:t>
+      </w:r>
+    </w:p>
+    <w:p>
+      <w:r>
+        <w:t xml:space="preserve">❌ Why Not Other Options?</w:t>
+      </w:r>
+    </w:p>
+    <w:p>
+      <w:r>
+        <w:t xml:space="preserve">(b) — Stopping iron leaves anemia untreated; nausea is managed instead.</w:t>
+      </w:r>
+    </w:p>
+    <w:p>
+      <w:r>
+        <w:t xml:space="preserve">(c) — Tea/coffee tannins reduce iron absorption.</w:t>
+      </w:r>
+    </w:p>
+    <w:p>
+      <w:r>
+        <w:t xml:space="preserve">(d) — Green leafy vegetables are iron-rich and encouraged.</w:t>
+      </w:r>
+    </w:p>
+    <w:p>
+      <w:r>
+        <w:t xml:space="preserve">⚠️ Exam Trap: Tea/coffee with meals ↓ iron absorption; vitamin C ↑ it.</w:t>
+      </w:r>
+    </w:p>
+    <w:p>
+      <w:r>
+        <w:t xml:space="preserve">💎 PNC Pearl: Iron + vitamin C = absorption; iron + tea = blocked.</w:t>
+      </w:r>
+    </w:p>
+    <w:p>
+      <w:r>
+        <w:t xml:space="preserve">Positive Marks: 1</w:t>
+      </w:r>
+    </w:p>
+    <w:p>
+      <w:r>
+        <w:t xml:space="preserve">Negative Marks: 0.25</w:t>
+      </w:r>
+    </w:p>
+    <w:p>
+      <w:r>
+        <w:t xml:space="preserve"/>
+      </w:r>
+    </w:p>
+    <w:p>
+      <w:r>
+        <w:t xml:space="preserve">Question: A 6-month-old infant is due for routine immunization. Which vaccines are given at 6 months?</w:t>
+      </w:r>
+    </w:p>
+    <w:p>
+      <w:r>
+        <w:t xml:space="preserve">(a) OPV-3, Hepatitis B-3 (per schedule), and possibly IPV-3</w:t>
+      </w:r>
+    </w:p>
+    <w:p>
+      <w:r>
+        <w:t xml:space="preserve">(b) Measles</w:t>
+      </w:r>
+    </w:p>
+    <w:p>
+      <w:r>
+        <w:t xml:space="preserve">(c) BCG booster</w:t>
+      </w:r>
+    </w:p>
+    <w:p>
+      <w:r>
+        <w:t xml:space="preserve">(d) None</w:t>
+      </w:r>
+    </w:p>
+    <w:p>
+      <w:r>
+        <w:t xml:space="preserve">Answer: a</w:t>
+      </w:r>
+    </w:p>
+    <w:p>
+      <w:r>
+        <w:t xml:space="preserve">Solution: ✅ Correct Answer: (a)</w:t>
+      </w:r>
+    </w:p>
+    <w:p>
+      <w:r>
+        <w:t xml:space="preserve">🧠 Clinical Rationale: Per the UIP schedule, at 6 months the infant receives OPV-3 and Hepatitis B-3 (and IPV-3 in some schedules). Measles/MR is given at 9 months; BCG is a birth dose with no routine booster.</w:t>
+      </w:r>
+    </w:p>
+    <w:p>
+      <w:r>
+        <w:t xml:space="preserve">🔍 Key Clues: "6 months" → OPV-3 + Hep B-3 (third doses complete the series).</w:t>
+      </w:r>
+    </w:p>
+    <w:p>
+      <w:r>
+        <w:t xml:space="preserve">❌ Why Not Other Options?</w:t>
+      </w:r>
+    </w:p>
+    <w:p>
+      <w:r>
+        <w:t xml:space="preserve">(b) — Measles (MR) vaccine is given at 9 months.</w:t>
+      </w:r>
+    </w:p>
+    <w:p>
+      <w:r>
+        <w:t xml:space="preserve">(c) — BCG is given at birth, not boosted at 6 months.</w:t>
+      </w:r>
+    </w:p>
+    <w:p>
+      <w:r>
+        <w:t xml:space="preserve">(d) — The 6-month visit is a scheduled immunization visit.</w:t>
+      </w:r>
+    </w:p>
+    <w:p>
+      <w:r>
+        <w:t xml:space="preserve">⚠️ Exam Trap: MR at 9 months and 15 months (UIP); the 6-month visit is for the third OPV/Hep B doses.</w:t>
+      </w:r>
+    </w:p>
+    <w:p>
+      <w:r>
+        <w:t xml:space="preserve">💎 PNC Pearl: 6 months = OPV-3 + Hep B-3 — the "third dose" visit.</w:t>
+      </w:r>
+    </w:p>
+    <w:p>
+      <w:r>
+        <w:t xml:space="preserve">Positive Marks: 1</w:t>
+      </w:r>
+    </w:p>
+    <w:p>
+      <w:r>
+        <w:t xml:space="preserve">Negative Marks: 0.25</w:t>
+      </w:r>
+    </w:p>
+    <w:p>
+      <w:r>
+        <w:t xml:space="preserve"/>
+      </w:r>
+    </w:p>
+    <w:p>
+      <w:r>
+        <w:t xml:space="preserve">Question: A patient with a somatoform disorder is frustrated that tests are normal. The nurse should:</w:t>
+      </w:r>
+    </w:p>
+    <w:p>
+      <w:r>
+        <w:t xml:space="preserve">(a) Validate the distress and explore coping and functional goals</w:t>
+      </w:r>
+    </w:p>
+    <w:p>
+      <w:r>
+        <w:t xml:space="preserve">(b) Agree more tests are needed</w:t>
+      </w:r>
+    </w:p>
+    <w:p>
+      <w:r>
+        <w:t xml:space="preserve">(c) Tell the patient it is all in their head</w:t>
+      </w:r>
+    </w:p>
+    <w:p>
+      <w:r>
+        <w:t xml:space="preserve">(d) Ignore the complaint</w:t>
+      </w:r>
+    </w:p>
+    <w:p>
+      <w:r>
+        <w:t xml:space="preserve">Answer: a</w:t>
+      </w:r>
+    </w:p>
+    <w:p>
+      <w:r>
+        <w:t xml:space="preserve">Solution: ✅ Correct Answer: (a)</w:t>
+      </w:r>
+    </w:p>
+    <w:p>
+      <w:r>
+        <w:t xml:space="preserve">🧠 Clinical Rationale: In somatoform disorder, the distress is real even though no physical cause is found. The nurse validates the patient's experience without reinforcing illness worry, sets limits on further testing, and focuses on coping, function, and treatment (CBT).</w:t>
+      </w:r>
+    </w:p>
+    <w:p>
+      <w:r>
+        <w:t xml:space="preserve">🔍 Key Clues: "Somatoform" + "normal tests" → validate feelings, redirect to function.</w:t>
+      </w:r>
+    </w:p>
+    <w:p>
+      <w:r>
+        <w:t xml:space="preserve">❌ Why Not Other Options?</w:t>
+      </w:r>
+    </w:p>
+    <w:p>
+      <w:r>
+        <w:t xml:space="preserve">(b) — More tests reinforce the illness belief and healthcare-seeking.</w:t>
+      </w:r>
+    </w:p>
+    <w:p>
+      <w:r>
+        <w:t xml:space="preserve">(c) — "All in your head" invalidates and breaks trust.</w:t>
+      </w:r>
+    </w:p>
+    <w:p>
+      <w:r>
+        <w:t xml:space="preserve">(d) — Ignoring the complaint abandons the patient.</w:t>
+      </w:r>
+    </w:p>
+    <w:p>
+      <w:r>
+        <w:t xml:space="preserve">⚠️ Exam Trap: Validate the suffering, not the disease — "I hear how distressing this is" ≠ "you are sick."</w:t>
+      </w:r>
+    </w:p>
+    <w:p>
+      <w:r>
+        <w:t xml:space="preserve">💎 PNC Pearl: Somatoform care = validate distress, limit testing, build coping.</w:t>
+      </w:r>
+    </w:p>
+    <w:p>
+      <w:r>
+        <w:t xml:space="preserve">Positive Marks: 1</w:t>
+      </w:r>
+    </w:p>
+    <w:p>
+      <w:r>
+        <w:t xml:space="preserve">Negative Marks: 0.25</w:t>
+      </w:r>
+    </w:p>
+    <w:p>
+      <w:r>
+        <w:t xml:space="preserve"/>
+      </w:r>
+    </w:p>
+    <w:p>
+      <w:r>
+        <w:t xml:space="preserve">Question: The "Pradhan Mantri Fasl Bima Yojana" (PMFBY) covers:</w:t>
+      </w:r>
+    </w:p>
+    <w:p>
+      <w:r>
+        <w:t xml:space="preserve">(a) Crop loss from natural calamities and pests</w:t>
+      </w:r>
+    </w:p>
+    <w:p>
+      <w:r>
+        <w:t xml:space="preserve">(b) Health expenses</w:t>
+      </w:r>
+    </w:p>
+    <w:p>
+      <w:r>
+        <w:t xml:space="preserve">(c) Education fees</w:t>
+      </w:r>
+    </w:p>
+    <w:p>
+      <w:r>
+        <w:t xml:space="preserve">(d) Vehicle repairs</w:t>
+      </w:r>
+    </w:p>
+    <w:p>
+      <w:r>
+        <w:t xml:space="preserve">Answer: a</w:t>
+      </w:r>
+    </w:p>
+    <w:p>
+      <w:r>
+        <w:t xml:space="preserve">Solution: ✅ Correct Answer: (a)</w:t>
+      </w:r>
+    </w:p>
+    <w:p>
+      <w:r>
+        <w:t xml:space="preserve">🧠 Clinical Rationale: PMFBY (crop insurance, 2016) protects farmers against crop loss from natural calamities, pests, and diseases — with low premiums and technology-based loss assessment.</w:t>
+      </w:r>
+    </w:p>
+    <w:p>
+      <w:r>
+        <w:t xml:space="preserve">🔍 Key Clues: "Fasl Bima" = crop insurance → crop loss coverage.</w:t>
+      </w:r>
+    </w:p>
+    <w:p>
+      <w:r>
+        <w:t xml:space="preserve">❌ Why Not Other Options?</w:t>
+      </w:r>
+    </w:p>
+    <w:p>
+      <w:r>
+        <w:t xml:space="preserve">(b) — Health expenses are Ayushman Bharat's domain.</w:t>
+      </w:r>
+    </w:p>
+    <w:p>
+      <w:r>
+        <w:t xml:space="preserve">(c) — Education fees are covered by scholarships/loans.</w:t>
+      </w:r>
+    </w:p>
+    <w:p>
+      <w:r>
+        <w:t xml:space="preserve">(d) — Vehicle repairs are motor insurance.</w:t>
+      </w:r>
+    </w:p>
+    <w:p>
+      <w:r>
+        <w:t xml:space="preserve">⚠️ Exam Trap: "Fasl" = crop — PMFBY is about crops, not health.</w:t>
+      </w:r>
+    </w:p>
+    <w:p>
+      <w:r>
+        <w:t xml:space="preserve">💎 PNC Pearl: PMFBY = crop insurance against nature's blows.</w:t>
+      </w:r>
+    </w:p>
+    <w:p>
+      <w:r>
+        <w:t xml:space="preserve">Positive Marks: 1</w:t>
+      </w:r>
+    </w:p>
+    <w:p>
+      <w:r>
+        <w:t xml:space="preserve">Negative Marks: 0.25</w:t>
+      </w:r>
+    </w:p>
+    <w:p>
+      <w:r>
+        <w:t xml:space="preserve"/>
+      </w:r>
+    </w:p>
+    <w:p>
+      <w:r>
+        <w:t xml:space="preserve">Question: The nurse is to administer 200 mg of a medication. The vial contains 80 mg/mL. The volume to give is:</w:t>
+      </w:r>
+    </w:p>
+    <w:p>
+      <w:r>
+        <w:t xml:space="preserve">(a) 1.5 mL</w:t>
+      </w:r>
+    </w:p>
+    <w:p>
+      <w:r>
+        <w:t xml:space="preserve">(b) 2 mL</w:t>
+      </w:r>
+    </w:p>
+    <w:p>
+      <w:r>
+        <w:t xml:space="preserve">(c) 2.5 mL</w:t>
+      </w:r>
+    </w:p>
+    <w:p>
+      <w:r>
+        <w:t xml:space="preserve">(d) 3.5 mL</w:t>
+      </w:r>
+    </w:p>
+    <w:p>
+      <w:r>
+        <w:t xml:space="preserve">Answer: c</w:t>
+      </w:r>
+    </w:p>
+    <w:p>
+      <w:r>
+        <w:t xml:space="preserve">Solution: ✅ Correct Answer: (c)</w:t>
+      </w:r>
+    </w:p>
+    <w:p>
+      <w:r>
+        <w:t xml:space="preserve">🧠 Clinical Rationale: Volume = Desired ÷ Concentration = 200 mg ÷ 80 mg/mL = 2.5 mL.</w:t>
+      </w:r>
+    </w:p>
+    <w:p>
+      <w:r>
+        <w:t xml:space="preserve">🔍 Key Clues: "200 mg" ordered, "80 mg/mL" available → 200 ÷ 80 = 2.5.</w:t>
+      </w:r>
+    </w:p>
+    <w:p>
+      <w:r>
+        <w:t xml:space="preserve">❌ Why Not Other Options?</w:t>
+      </w:r>
+    </w:p>
+    <w:p>
+      <w:r>
+        <w:t xml:space="preserve">(a) — 1.5 mL gives 120 mg.</w:t>
+      </w:r>
+    </w:p>
+    <w:p>
+      <w:r>
+        <w:t xml:space="preserve">(b) — 2 mL gives 160 mg — underdose.</w:t>
+      </w:r>
+    </w:p>
+    <w:p>
+      <w:r>
+        <w:t xml:space="preserve">(d) — 3.5 mL gives 280 mg — overdose.</w:t>
+      </w:r>
+    </w:p>
+    <w:p>
+      <w:r>
+        <w:t xml:space="preserve">⚠️ Exam Trap: 200 ÷ 80 = 2.5 — check decimals when the division is not whole.</w:t>
+      </w:r>
+    </w:p>
+    <w:p>
+      <w:r>
+        <w:t xml:space="preserve">💎 PNC Pearl: 200 ÷ 80 = 2.5 mL.</w:t>
+      </w:r>
+    </w:p>
+    <w:p>
+      <w:r>
+        <w:t xml:space="preserve">Positive Marks: 1</w:t>
+      </w:r>
+    </w:p>
+    <w:p>
+      <w:r>
+        <w:t xml:space="preserve">Negative Marks: 0.25</w:t>
+      </w:r>
+    </w:p>
+    <w:p>
+      <w:r>
+        <w:t xml:space="preserve"/>
+      </w:r>
+    </w:p>
+    <w:p>
+      <w:r>
+        <w:t xml:space="preserve">Question: The nurse is caring for a patient with acute respiratory failure. The nurse should monitor:</w:t>
+      </w:r>
+    </w:p>
+    <w:p>
+      <w:r>
+        <w:t xml:space="preserve">(a) Oxygen saturation, ABGs, and level of consciousness</w:t>
+      </w:r>
+    </w:p>
+    <w:p>
+      <w:r>
+        <w:t xml:space="preserve">(b) Only temperature</w:t>
+      </w:r>
+    </w:p>
+    <w:p>
+      <w:r>
+        <w:t xml:space="preserve">(c) Only weight</w:t>
+      </w:r>
+    </w:p>
+    <w:p>
+      <w:r>
+        <w:t xml:space="preserve">(d) Only appetite</w:t>
+      </w:r>
+    </w:p>
+    <w:p>
+      <w:r>
+        <w:t xml:space="preserve">Answer: a</w:t>
+      </w:r>
+    </w:p>
+    <w:p>
+      <w:r>
+        <w:t xml:space="preserve">Solution: ✅ Correct Answer: (a)</w:t>
+      </w:r>
+    </w:p>
+    <w:p>
+      <w:r>
+        <w:t xml:space="preserve">🧠 Clinical Rationale: In respiratory failure the nurse monitors SpO₂, ABGs (PaO₂, PaCO₂, pH), respiratory effort, and consciousness — worsening hypercapnia causes confusion and CO₂ narcosis. Oxygen and ventilatory support are provided as needed.</w:t>
+      </w:r>
+    </w:p>
+    <w:p>
+      <w:r>
+        <w:t xml:space="preserve">🔍 Key Clues: "Acute respiratory failure" → SpO₂ + ABGs + consciousness are the core monitors.</w:t>
+      </w:r>
+    </w:p>
+    <w:p>
+      <w:r>
+        <w:t xml:space="preserve">❌ Why Not Other Options?</w:t>
+      </w:r>
+    </w:p>
+    <w:p>
+      <w:r>
+        <w:t xml:space="preserve">(b), (c), (d) — Temperature, weight, and appetite are not the primary indicators of gas exchange failure.</w:t>
+      </w:r>
+    </w:p>
+    <w:p>
+      <w:r>
+        <w:t xml:space="preserve">⚠️ Exam Trap: Rising PaCO₂ → drowsiness/confusion — a red flag, not sedation.</w:t>
+      </w:r>
+    </w:p>
+    <w:p>
+      <w:r>
+        <w:t xml:space="preserve">💎 PNC Pearl: Respiratory failure monitor = SpO₂, ABG, and mentation.</w:t>
+      </w:r>
+    </w:p>
+    <w:p>
+      <w:r>
+        <w:t xml:space="preserve">Positive Marks: 1</w:t>
+      </w:r>
+    </w:p>
+    <w:p>
+      <w:r>
+        <w:t xml:space="preserve">Negative Marks: 0.25</w:t>
+      </w:r>
+    </w:p>
+    <w:p>
+      <w:r>
+        <w:t xml:space="preserve"/>
+      </w:r>
+    </w:p>
+    <w:p>
+      <w:r>
+        <w:t xml:space="preserve">Question: A patient with a urinary tract infection is prescribed an antibiotic. The nurse should advise the patient to:</w:t>
+      </w:r>
+    </w:p>
+    <w:p>
+      <w:r>
+        <w:t xml:space="preserve">(a) Complete the course and increase fluid intake</w:t>
+      </w:r>
+    </w:p>
+    <w:p>
+      <w:r>
+        <w:t xml:space="preserve">(b) Stop when symptoms improve</w:t>
+      </w:r>
+    </w:p>
+    <w:p>
+      <w:r>
+        <w:t xml:space="preserve">(c) Take only half the dose</w:t>
+      </w:r>
+    </w:p>
+    <w:p>
+      <w:r>
+        <w:t xml:space="preserve">(d) Skip doses</w:t>
+      </w:r>
+    </w:p>
+    <w:p>
+      <w:r>
+        <w:t xml:space="preserve">Answer: a</w:t>
+      </w:r>
+    </w:p>
+    <w:p>
+      <w:r>
+        <w:t xml:space="preserve">Solution: ✅ Correct Answer: (a)</w:t>
+      </w:r>
+    </w:p>
+    <w:p>
+      <w:r>
+        <w:t xml:space="preserve">🧠 Clinical Rationale: UTIs require the full antibiotic course plus increased fluids to flush bacteria from the urinary tract — stopping early causes recurrence and antibiotic resistance.</w:t>
+      </w:r>
+    </w:p>
+    <w:p>
+      <w:r>
+        <w:t xml:space="preserve">🔍 Key Clues: "UTI" + "antibiotic" → finish the course + hydrate.</w:t>
+      </w:r>
+    </w:p>
+    <w:p>
+      <w:r>
+        <w:t xml:space="preserve">❌ Why Not Other Options?</w:t>
+      </w:r>
+    </w:p>
+    <w:p>
+      <w:r>
+        <w:t xml:space="preserve">(b) — Symptoms may improve before the infection is cleared.</w:t>
+      </w:r>
+    </w:p>
+    <w:p>
+      <w:r>
+        <w:t xml:space="preserve">(c) — Half doses underdose and breed resistance.</w:t>
+      </w:r>
+    </w:p>
+    <w:p>
+      <w:r>
+        <w:t xml:space="preserve">(d) — Skipping doses interrupts effective therapy.</w:t>
+      </w:r>
+    </w:p>
+    <w:p>
+      <w:r>
+        <w:t xml:space="preserve">⚠️ Exam Trap: "I feel better so I'll stop" is the #1 cause of UTI recurrence.</w:t>
+      </w:r>
+    </w:p>
+    <w:p>
+      <w:r>
+        <w:t xml:space="preserve">💎 PNC Pearl: Full course + fluids = UTI cured; early stop = UTI returns.</w:t>
+      </w:r>
+    </w:p>
+    <w:p>
+      <w:r>
+        <w:t xml:space="preserve">Positive Marks: 1</w:t>
+      </w:r>
+    </w:p>
+    <w:p>
+      <w:r>
+        <w:t xml:space="preserve">Negative Marks: 0.25</w:t>
+      </w:r>
+    </w:p>
+    <w:p>
+      <w:r>
+        <w:t xml:space="preserve"/>
+      </w:r>
+    </w:p>
+    <w:p>
+      <w:r>
+        <w:t xml:space="preserve">Question: The nurse is providing post-operative care to a patient after an abdominal surgery. Which intervention prevents atelectasis?</w:t>
+      </w:r>
+    </w:p>
+    <w:p>
+      <w:r>
+        <w:t xml:space="preserve">(a) Incentive spirometry, deep breathing, and early ambulation</w:t>
+      </w:r>
+    </w:p>
+    <w:p>
+      <w:r>
+        <w:t xml:space="preserve">(b) Shallow breathing</w:t>
+      </w:r>
+    </w:p>
+    <w:p>
+      <w:r>
+        <w:t xml:space="preserve">(c) Prolonged bed rest</w:t>
+      </w:r>
+    </w:p>
+    <w:p>
+      <w:r>
+        <w:t xml:space="preserve">(d) Splinting the chest tightly</w:t>
+      </w:r>
+    </w:p>
+    <w:p>
+      <w:r>
+        <w:t xml:space="preserve">Answer: a</w:t>
+      </w:r>
+    </w:p>
+    <w:p>
+      <w:r>
+        <w:t xml:space="preserve">Solution: ✅ Correct Answer: (a)</w:t>
+      </w:r>
+    </w:p>
+    <w:p>
+      <w:r>
+        <w:t xml:space="preserve">🧠 Clinical Rationale: Post-operative atelectasis is prevented with incentive spirometry every hour, deep breathing and coughing with incision support, and early ambulation — with adequate analgesia so the patient can breathe deeply.</w:t>
+      </w:r>
+    </w:p>
+    <w:p>
+      <w:r>
+        <w:t xml:space="preserve">🔍 Key Clues: "Prevent atelectasis" after surgery → incentive spirometry + deep breathing + mobility.</w:t>
+      </w:r>
+    </w:p>
+    <w:p>
+      <w:r>
+        <w:t xml:space="preserve">❌ Why Not Other Options?</w:t>
+      </w:r>
+    </w:p>
+    <w:p>
+      <w:r>
+        <w:t xml:space="preserve">(b) — Shallow breathing is the cause of atelectasis.</w:t>
+      </w:r>
+    </w:p>
+    <w:p>
+      <w:r>
+        <w:t xml:space="preserve">(c) — Bed rest promotes collapsed alveoli.</w:t>
+      </w:r>
+    </w:p>
+    <w:p>
+      <w:r>
+        <w:t xml:space="preserve">(d) — Tight splinting restricts expansion; splinting the incision with a pillow supports coughing.</w:t>
+      </w:r>
+    </w:p>
+    <w:p>
+      <w:r>
+        <w:t xml:space="preserve">⚠️ Exam Trap: Splint the incision (support), not the chest (restriction).</w:t>
+      </w:r>
+    </w:p>
+    <w:p>
+      <w:r>
+        <w:t xml:space="preserve">💎 PNC Pearl: IS + deep breaths + walk = alveoli stay open.</w:t>
+      </w:r>
+    </w:p>
+    <w:p>
+      <w:r>
+        <w:t xml:space="preserve">Positive Marks: 1</w:t>
+      </w:r>
+    </w:p>
+    <w:p>
+      <w:r>
+        <w:t xml:space="preserve">Negative Marks: 0.25</w:t>
+      </w:r>
+    </w:p>
+    <w:p>
+      <w:r>
+        <w:t xml:space="preserve">Question: A patient with chronic obstructive pulmonary disease is prescribed ipratropium and salbutamol via nebulization. The nurse should:</w:t>
+      </w:r>
+    </w:p>
+    <w:p>
+      <w:r>
+        <w:t xml:space="preserve">(a) Administer the bronchodilators and monitor for tachycardia and dry mouth</w:t>
+      </w:r>
+    </w:p>
+    <w:p>
+      <w:r>
+        <w:t xml:space="preserve">(b) Give them without monitoring</w:t>
+      </w:r>
+    </w:p>
+    <w:p>
+      <w:r>
+        <w:t xml:space="preserve">(c) Sedate the patient</w:t>
+      </w:r>
+    </w:p>
+    <w:p>
+      <w:r>
+        <w:t xml:space="preserve">(d) Restrict oxygen</w:t>
+      </w:r>
+    </w:p>
+    <w:p>
+      <w:r>
+        <w:t xml:space="preserve">Answer: a</w:t>
+      </w:r>
+    </w:p>
+    <w:p>
+      <w:r>
+        <w:t xml:space="preserve">Solution: ✅ Correct Answer: (a)</w:t>
+      </w:r>
+    </w:p>
+    <w:p>
+      <w:r>
+        <w:t xml:space="preserve">🧠 Clinical Rationale: Nebulized bronchodilators relieve bronchospasm — salbutamol (beta-agonist) can cause tachycardia and tremors; ipratropium (anticholinergic) causes dry mouth. Oxygen is titrated to 88–92% in COPD, not restricted.</w:t>
+      </w:r>
+    </w:p>
+    <w:p>
+      <w:r>
+        <w:t xml:space="preserve">🔍 Key Clues: "Salbutamol" → tachycardia/tremor; "ipratropium" → dry mouth.</w:t>
+      </w:r>
+    </w:p>
+    <w:p>
+      <w:r>
+        <w:t xml:space="preserve">❌ Why Not Other Options?</w:t>
+      </w:r>
+    </w:p>
+    <w:p>
+      <w:r>
+        <w:t xml:space="preserve">(b) — Monitoring for side effects is essential.</w:t>
+      </w:r>
+    </w:p>
+    <w:p>
+      <w:r>
+        <w:t xml:space="preserve">(c) — Sedation depresses respiratory drive — dangerous in COPD.</w:t>
+      </w:r>
+    </w:p>
+    <w:p>
+      <w:r>
+        <w:t xml:space="preserve">(d) — Oxygen is given (cautiously), not restricted.</w:t>
+      </w:r>
+    </w:p>
+    <w:p>
+      <w:r>
+        <w:t xml:space="preserve">⚠️ Exam Trap: Salbutamol = stimulant side effects; ipratropium = anticholinergic (dry mouth) — know which drug causes which.</w:t>
+      </w:r>
+    </w:p>
+    <w:p>
+      <w:r>
+        <w:t xml:space="preserve">💎 PNC Pearl: Nebulizer duo: salbutamol races the heart, ipratropium dries the mouth.</w:t>
+      </w:r>
+    </w:p>
+    <w:p>
+      <w:r>
+        <w:t xml:space="preserve">Positive Marks: 1</w:t>
+      </w:r>
+    </w:p>
+    <w:p>
+      <w:r>
+        <w:t xml:space="preserve">Negative Marks: 0.25</w:t>
+      </w:r>
+    </w:p>
+    <w:p>
+      <w:r>
+        <w:t xml:space="preserve"/>
+      </w:r>
+    </w:p>
+    <w:p>
+      <w:r>
+        <w:t xml:space="preserve">Question: The nurse is preparing a patient for an abdominal paracentesis. The nurse should:</w:t>
+      </w:r>
+    </w:p>
+    <w:p>
+      <w:r>
+        <w:t xml:space="preserve">(a) Have the patient void first and monitor vital signs during/after</w:t>
+      </w:r>
+    </w:p>
+    <w:p>
+      <w:r>
+        <w:t xml:space="preserve">(b) Give a heavy meal</w:t>
+      </w:r>
+    </w:p>
+    <w:p>
+      <w:r>
+        <w:t xml:space="preserve">(c) Skip the consent</w:t>
+      </w:r>
+    </w:p>
+    <w:p>
+      <w:r>
+        <w:t xml:space="preserve">(d) Restrict monitoring</w:t>
+      </w:r>
+    </w:p>
+    <w:p>
+      <w:r>
+        <w:t xml:space="preserve">Answer: a</w:t>
+      </w:r>
+    </w:p>
+    <w:p>
+      <w:r>
+        <w:t xml:space="preserve">Solution: ✅ Correct Answer: (a)</w:t>
+      </w:r>
+    </w:p>
+    <w:p>
+      <w:r>
+        <w:t xml:space="preserve">🧠 Clinical Rationale: Before paracentesis, the patient voids — an empty bladder prevents accidental puncture — and vital signs are monitored during and after the procedure for hypotension, bleeding, and fluid shifts.</w:t>
+      </w:r>
+    </w:p>
+    <w:p>
+      <w:r>
+        <w:t xml:space="preserve">🔍 Key Clues: "Paracentesis" prep → void first (protect the bladder) + monitor vitals.</w:t>
+      </w:r>
+    </w:p>
+    <w:p>
+      <w:r>
+        <w:t xml:space="preserve">❌ Why Not Other Options?</w:t>
+      </w:r>
+    </w:p>
+    <w:p>
+      <w:r>
+        <w:t xml:space="preserve">(b) — A heavy meal is unnecessary and may cause discomfort.</w:t>
+      </w:r>
+    </w:p>
+    <w:p>
+      <w:r>
+        <w:t xml:space="preserve">(c) — Informed consent is mandatory.</w:t>
+      </w:r>
+    </w:p>
+    <w:p>
+      <w:r>
+        <w:t xml:space="preserve">(d) — Post-procedure monitoring detects bleeding and hypovolemia.</w:t>
+      </w:r>
+    </w:p>
+    <w:p>
+      <w:r>
+        <w:t xml:space="preserve">⚠️ Exam Trap: Why void? A full bladder sits in the needle's path — puncture causes hematuria.</w:t>
+      </w:r>
+    </w:p>
+    <w:p>
+      <w:r>
+        <w:t xml:space="preserve">💎 PNC Pearl: Paracentesis: empty bladder first, monitor vitals throughout.</w:t>
+      </w:r>
+    </w:p>
+    <w:p>
+      <w:r>
+        <w:t xml:space="preserve">Positive Marks: 1</w:t>
+      </w:r>
+    </w:p>
+    <w:p>
+      <w:r>
+        <w:t xml:space="preserve">Negative Marks: 0.25</w:t>
+      </w:r>
+    </w:p>
+    <w:p>
+      <w:r>
+        <w:t xml:space="preserve"/>
+      </w:r>
+    </w:p>
+    <w:p>
+      <w:r>
+        <w:t xml:space="preserve">Question: A patient at 33 weeks of gestation is diagnosed with gestational hypertension without proteinuria. The nurse should:</w:t>
+      </w:r>
+    </w:p>
+    <w:p>
+      <w:r>
+        <w:t xml:space="preserve">(a) Monitor blood pressure and fetal well-being at regular intervals</w:t>
+      </w:r>
+    </w:p>
+    <w:p>
+      <w:r>
+        <w:t xml:space="preserve">(b) Send the patient home without follow-up</w:t>
+      </w:r>
+    </w:p>
+    <w:p>
+      <w:r>
+        <w:t xml:space="preserve">(c) Give no advice</w:t>
+      </w:r>
+    </w:p>
+    <w:p>
+      <w:r>
+        <w:t xml:space="preserve">(d) Induce labor immediately</w:t>
+      </w:r>
+    </w:p>
+    <w:p>
+      <w:r>
+        <w:t xml:space="preserve">Answer: a</w:t>
+      </w:r>
+    </w:p>
+    <w:p>
+      <w:r>
+        <w:t xml:space="preserve">Solution: ✅ Correct Answer: (a)</w:t>
+      </w:r>
+    </w:p>
+    <w:p>
+      <w:r>
+        <w:t xml:space="preserve">🧠 Clinical Rationale: Gestational hypertension requires regular BP monitoring, urine protein checks, fetal assessment, and education on preeclampsia warning signs (headache, visual changes, epigastric pain) — early detection prevents progression to eclampsia.</w:t>
+      </w:r>
+    </w:p>
+    <w:p>
+      <w:r>
+        <w:t xml:space="preserve">🔍 Key Clues: "Gestational hypertension" → regular BP + fetal monitoring + warning-sign education.</w:t>
+      </w:r>
+    </w:p>
+    <w:p>
+      <w:r>
+        <w:t xml:space="preserve">❌ Why Not Other Options?</w:t>
+      </w:r>
+    </w:p>
+    <w:p>
+      <w:r>
+        <w:t xml:space="preserve">(b) — No follow-up misses progression to preeclampsia.</w:t>
+      </w:r>
+    </w:p>
+    <w:p>
+      <w:r>
+        <w:t xml:space="preserve">(c) — Education on warning signs is essential.</w:t>
+      </w:r>
+    </w:p>
+    <w:p>
+      <w:r>
+        <w:t xml:space="preserve">(d) — Immediate induction is not indicated at 33 weeks without severe features.</w:t>
+      </w:r>
+    </w:p>
+    <w:p>
+      <w:r>
+        <w:t xml:space="preserve">⚠️ Exam Trap: Gestational hypertension can progress to preeclampsia — headache/visual changes = report immediately.</w:t>
+      </w:r>
+    </w:p>
+    <w:p>
+      <w:r>
+        <w:t xml:space="preserve">💎 PNC Pearl: GH → monitor BP + urine protein + fetal well-being.</w:t>
+      </w:r>
+    </w:p>
+    <w:p>
+      <w:r>
+        <w:t xml:space="preserve">Positive Marks: 1</w:t>
+      </w:r>
+    </w:p>
+    <w:p>
+      <w:r>
+        <w:t xml:space="preserve">Negative Marks: 0.25</w:t>
+      </w:r>
+    </w:p>
+    <w:p>
+      <w:r>
+        <w:t xml:space="preserve"/>
+      </w:r>
+    </w:p>
+    <w:p>
+      <w:r>
+        <w:t xml:space="preserve">Question: A 4-year-old child with a urinary tract infection complains of burning while urinating. The nurse should teach the parents to:</w:t>
+      </w:r>
+    </w:p>
+    <w:p>
+      <w:r>
+        <w:t xml:space="preserve">(a) Give the full antibiotic course, fluids, and frequent voiding</w:t>
+      </w:r>
+    </w:p>
+    <w:p>
+      <w:r>
+        <w:t xml:space="preserve">(b) Stop antibiotics when symptoms improve</w:t>
+      </w:r>
+    </w:p>
+    <w:p>
+      <w:r>
+        <w:t xml:space="preserve">(c) Restrict fluids</w:t>
+      </w:r>
+    </w:p>
+    <w:p>
+      <w:r>
+        <w:t xml:space="preserve">(d) Use bubble baths frequently</w:t>
+      </w:r>
+    </w:p>
+    <w:p>
+      <w:r>
+        <w:t xml:space="preserve">Answer: a</w:t>
+      </w:r>
+    </w:p>
+    <w:p>
+      <w:r>
+        <w:t xml:space="preserve">Solution: ✅ Correct Answer: (a)</w:t>
+      </w:r>
+    </w:p>
+    <w:p>
+      <w:r>
+        <w:t xml:space="preserve">🧠 Clinical Rationale: Pediatric UTI care — full antibiotic course, increased fluids, frequent voiding, and front-to-back hygiene. Bubble baths and holding urine increase UTI risk; follow-up urine testing may be needed.</w:t>
+      </w:r>
+    </w:p>
+    <w:p>
+      <w:r>
+        <w:t xml:space="preserve">🔍 Key Clues: "UTI" in a child → full antibiotics + fluids + frequent voiding + hygiene.</w:t>
+      </w:r>
+    </w:p>
+    <w:p>
+      <w:r>
+        <w:t xml:space="preserve">❌ Why Not Other Options?</w:t>
+      </w:r>
+    </w:p>
+    <w:p>
+      <w:r>
+        <w:t xml:space="preserve">(b) — Early stop risks recurrence and kidney damage (reflux).</w:t>
+      </w:r>
+    </w:p>
+    <w:p>
+      <w:r>
+        <w:t xml:space="preserve">(c) — Fluids flush bacteria out of the urinary tract.</w:t>
+      </w:r>
+    </w:p>
+    <w:p>
+      <w:r>
+        <w:t xml:space="preserve">(d) — Bubble baths irritate the urethra and predispose to UTIs.</w:t>
+      </w:r>
+    </w:p>
+    <w:p>
+      <w:r>
+        <w:t xml:space="preserve">⚠️ Exam Trap: In children, UTIs can ascend to the kidneys — full treatment prevents renal scarring.</w:t>
+      </w:r>
+    </w:p>
+    <w:p>
+      <w:r>
+        <w:t xml:space="preserve">💎 PNC Pearl: UTI in kids = antibiotics + fluids + void often + wipe front-to-back.</w:t>
+      </w:r>
+    </w:p>
+    <w:p>
+      <w:r>
+        <w:t xml:space="preserve">Positive Marks: 1</w:t>
+      </w:r>
+    </w:p>
+    <w:p>
+      <w:r>
+        <w:t xml:space="preserve">Negative Marks: 0.25</w:t>
+      </w:r>
+    </w:p>
+    <w:p>
+      <w:r>
+        <w:t xml:space="preserve"/>
+      </w:r>
+    </w:p>
+    <w:p>
+      <w:r>
+        <w:t xml:space="preserve">Question: A patient with schizophrenia is hearing a voice that tells him to stop eating. The nurse should:</w:t>
+      </w:r>
+    </w:p>
+    <w:p>
+      <w:r>
+        <w:t xml:space="preserve">(a) Provide a safe environment, monitor nutrition, and implement suicide precautions if needed</w:t>
+      </w:r>
+    </w:p>
+    <w:p>
+      <w:r>
+        <w:t xml:space="preserve">(b) Encourage the patient to obey the voice</w:t>
+      </w:r>
+    </w:p>
+    <w:p>
+      <w:r>
+        <w:t xml:space="preserve">(c) Leave the patient alone</w:t>
+      </w:r>
+    </w:p>
+    <w:p>
+      <w:r>
+        <w:t xml:space="preserve">(d) Restrict food</w:t>
+      </w:r>
+    </w:p>
+    <w:p>
+      <w:r>
+        <w:t xml:space="preserve">Answer: a</w:t>
+      </w:r>
+    </w:p>
+    <w:p>
+      <w:r>
+        <w:t xml:space="preserve">Solution: ✅ Correct Answer: (a)</w:t>
+      </w:r>
+    </w:p>
+    <w:p>
+      <w:r>
+        <w:t xml:space="preserve">🧠 Clinical Rationale: Command hallucinations involving self-harm (refusing food = self-neglect with suicidal potential) require a safe environment, close observation, nutrition and hydration monitoring, and suicide precautions while medication takes effect.</w:t>
+      </w:r>
+    </w:p>
+    <w:p>
+      <w:r>
+        <w:t xml:space="preserve">🔍 Key Clues: "Voice tells him to stop eating" = command hallucination → safety + nutrition monitoring.</w:t>
+      </w:r>
+    </w:p>
+    <w:p>
+      <w:r>
+        <w:t xml:space="preserve">❌ Why Not Other Options?</w:t>
+      </w:r>
+    </w:p>
+    <w:p>
+      <w:r>
+        <w:t xml:space="preserve">(b) — Obeying the voice endangers the patient.</w:t>
+      </w:r>
+    </w:p>
+    <w:p>
+      <w:r>
+        <w:t xml:space="preserve">(c) — Leaving the patient alone risks severe self-neglect.</w:t>
+      </w:r>
+    </w:p>
+    <w:p>
+      <w:r>
+        <w:t xml:space="preserve">(d) — Restricting food worsens the situation.</w:t>
+      </w:r>
+    </w:p>
+    <w:p>
+      <w:r>
+        <w:t xml:space="preserve">⚠️ Exam Trap: Command hallucinations = assess dangerousness and protect — even if the command sounds passive.</w:t>
+      </w:r>
+    </w:p>
+    <w:p>
+      <w:r>
+        <w:t xml:space="preserve">💎 PNC Pearl: Command hallucination + harm = safety first, always.</w:t>
+      </w:r>
+    </w:p>
+    <w:p>
+      <w:r>
+        <w:t xml:space="preserve">Positive Marks: 1</w:t>
+      </w:r>
+    </w:p>
+    <w:p>
+      <w:r>
+        <w:t xml:space="preserve">Negative Marks: 0.25</w:t>
+      </w:r>
+    </w:p>
+    <w:p>
+      <w:r>
+        <w:t xml:space="preserve"/>
+      </w:r>
+    </w:p>
+    <w:p>
+      <w:r>
+        <w:t xml:space="preserve">Question: The "Pradhan Mantri Bhartiya Janaushadhi Kendra" medicines are:</w:t>
+      </w:r>
+    </w:p>
+    <w:p>
+      <w:r>
+        <w:t xml:space="preserve">(a) Generic and bioequivalent to branded medicines</w:t>
+      </w:r>
+    </w:p>
+    <w:p>
+      <w:r>
+        <w:t xml:space="preserve">(b) Fake medicines</w:t>
+      </w:r>
+    </w:p>
+    <w:p>
+      <w:r>
+        <w:t xml:space="preserve">(c) Only vitamins</w:t>
+      </w:r>
+    </w:p>
+    <w:p>
+      <w:r>
+        <w:t xml:space="preserve">(d) Imported medicines only</w:t>
+      </w:r>
+    </w:p>
+    <w:p>
+      <w:r>
+        <w:t xml:space="preserve">Answer: a</w:t>
+      </w:r>
+    </w:p>
+    <w:p>
+      <w:r>
+        <w:t xml:space="preserve">Solution: ✅ Correct Answer: (a)</w:t>
+      </w:r>
+    </w:p>
+    <w:p>
+      <w:r>
+        <w:t xml:space="preserve">🧠 Clinical Rationale: Jan Aushadhi medicines are quality generic equivalents — bioequivalent to branded drugs but 50–90% cheaper — making essential medicines affordable.</w:t>
+      </w:r>
+    </w:p>
+    <w:p>
+      <w:r>
+        <w:t xml:space="preserve">🔍 Key Clues: "Janaushadhi" = generic → bioequivalent to branded, much cheaper.</w:t>
+      </w:r>
+    </w:p>
+    <w:p>
+      <w:r>
+        <w:t xml:space="preserve">❌ Why Not Other Options?</w:t>
+      </w:r>
+    </w:p>
+    <w:p>
+      <w:r>
+        <w:t xml:space="preserve">(b) — They are quality-assured, not fake.</w:t>
+      </w:r>
+    </w:p>
+    <w:p>
+      <w:r>
+        <w:t xml:space="preserve">(c) — They cover a wide range, not just vitamins.</w:t>
+      </w:r>
+    </w:p>
+    <w:p>
+      <w:r>
+        <w:t xml:space="preserve">(d) — Most are produced in India.</w:t>
+      </w:r>
+    </w:p>
+    <w:p>
+      <w:r>
+        <w:t xml:space="preserve">⚠️ Exam Trap: "Generic" does not mean "inferior" — bioequivalence is the standard.</w:t>
+      </w:r>
+    </w:p>
+    <w:p>
+      <w:r>
+        <w:t xml:space="preserve">💎 PNC Pearl: Jan Aushadhi = same medicine, fraction of the price.</w:t>
+      </w:r>
+    </w:p>
+    <w:p>
+      <w:r>
+        <w:t xml:space="preserve">Positive Marks: 1</w:t>
+      </w:r>
+    </w:p>
+    <w:p>
+      <w:r>
+        <w:t xml:space="preserve">Negative Marks: 0.25</w:t>
+      </w:r>
+    </w:p>
+    <w:p>
+      <w:r>
+        <w:t xml:space="preserve"/>
+      </w:r>
+    </w:p>
+    <w:p>
+      <w:r>
+        <w:t xml:space="preserve">Question: The nurse is to give 0.75 g of a medication. The vial contains 250 mg/mL. The volume to give is:</w:t>
+      </w:r>
+    </w:p>
+    <w:p>
+      <w:r>
+        <w:t xml:space="preserve">(a) 2 mL</w:t>
+      </w:r>
+    </w:p>
+    <w:p>
+      <w:r>
+        <w:t xml:space="preserve">(b) 3 mL</w:t>
+      </w:r>
+    </w:p>
+    <w:p>
+      <w:r>
+        <w:t xml:space="preserve">(c) 4 mL</w:t>
+      </w:r>
+    </w:p>
+    <w:p>
+      <w:r>
+        <w:t xml:space="preserve">(d) 5 mL</w:t>
+      </w:r>
+    </w:p>
+    <w:p>
+      <w:r>
+        <w:t xml:space="preserve">Answer: b</w:t>
+      </w:r>
+    </w:p>
+    <w:p>
+      <w:r>
+        <w:t xml:space="preserve">Solution: ✅ Correct Answer: (b)</w:t>
+      </w:r>
+    </w:p>
+    <w:p>
+      <w:r>
+        <w:t xml:space="preserve">🧠 Clinical Rationale: Convert first: 0.75 g = 750 mg. Volume = 750 ÷ 250 = 3 mL.</w:t>
+      </w:r>
+    </w:p>
+    <w:p>
+      <w:r>
+        <w:t xml:space="preserve">🔍 Key Clues: "0.75 g" + "250 mg/mL" → convert to mg, then divide.</w:t>
+      </w:r>
+    </w:p>
+    <w:p>
+      <w:r>
+        <w:t xml:space="preserve">❌ Why Not Other Options?</w:t>
+      </w:r>
+    </w:p>
+    <w:p>
+      <w:r>
+        <w:t xml:space="preserve">(a) — 2 mL gives 500 mg.</w:t>
+      </w:r>
+    </w:p>
+    <w:p>
+      <w:r>
+        <w:t xml:space="preserve">(c) — 4 mL gives 1,000 mg — overdose.</w:t>
+      </w:r>
+    </w:p>
+    <w:p>
+      <w:r>
+        <w:t xml:space="preserve">(d) — 5 mL gives 1,250 mg — significant overdose.</w:t>
+      </w:r>
+    </w:p>
+    <w:p>
+      <w:r>
+        <w:t xml:space="preserve">⚠️ Exam Trap: 0.75 g = 750 mg (not 75) — decimal slip is the classic error.</w:t>
+      </w:r>
+    </w:p>
+    <w:p>
+      <w:r>
+        <w:t xml:space="preserve">💎 PNC Pearl: 750 ÷ 250 = 3 mL.</w:t>
+      </w:r>
+    </w:p>
+    <w:p>
+      <w:r>
+        <w:t xml:space="preserve">Positive Marks: 1</w:t>
+      </w:r>
+    </w:p>
+    <w:p>
+      <w:r>
+        <w:t xml:space="preserve">Negative Marks: 0.25</w:t>
+      </w:r>
+    </w:p>
+    <w:p>
+      <w:r>
+        <w:t xml:space="preserve"/>
+      </w:r>
+    </w:p>
+    <w:p>
+      <w:r>
+        <w:t xml:space="preserve">Question: The nurse is caring for a patient with a head injury who develops bradycardia, hypertension, and irregular respirations. The nurse should recognize:</w:t>
+      </w:r>
+    </w:p>
+    <w:p>
+      <w:r>
+        <w:t xml:space="preserve">(a) Cushing's triad — raised intracranial pressure</w:t>
+      </w:r>
+    </w:p>
+    <w:p>
+      <w:r>
+        <w:t xml:space="preserve">(b) Normal vital signs</w:t>
+      </w:r>
+    </w:p>
+    <w:p>
+      <w:r>
+        <w:t xml:space="preserve">(c) Hypovolemia</w:t>
+      </w:r>
+    </w:p>
+    <w:p>
+      <w:r>
+        <w:t xml:space="preserve">(d) Hypoglycemia</w:t>
+      </w:r>
+    </w:p>
+    <w:p>
+      <w:r>
+        <w:t xml:space="preserve">Answer: a</w:t>
+      </w:r>
+    </w:p>
+    <w:p>
+      <w:r>
+        <w:t xml:space="preserve">Solution: ✅ Correct Answer: (a)</w:t>
+      </w:r>
+    </w:p>
+    <w:p>
+      <w:r>
+        <w:t xml:space="preserve">🧠 Clinical Rationale: Cushing's triad — bradycardia, hypertension with wide pulse pressure, and irregular respirations — indicates dangerously raised ICP with brainstem compression. The nurse notifies the physician immediately and prepares for emergency measures (mannitol, surgery).</w:t>
+      </w:r>
+    </w:p>
+    <w:p>
+      <w:r>
+        <w:t xml:space="preserve">🔍 Key Clues: "Bradycardia + hypertension + irregular respirations" = Cushing's triad.</w:t>
+      </w:r>
+    </w:p>
+    <w:p>
+      <w:r>
+        <w:t xml:space="preserve">❌ Why Not Other Options?</w:t>
+      </w:r>
+    </w:p>
+    <w:p>
+      <w:r>
+        <w:t xml:space="preserve">(b) — These are not normal vital signs.</w:t>
+      </w:r>
+    </w:p>
+    <w:p>
+      <w:r>
+        <w:t xml:space="preserve">(c) — Hypovolemia causes tachycardia and hypotension.</w:t>
+      </w:r>
+    </w:p>
+    <w:p>
+      <w:r>
+        <w:t xml:space="preserve">(d) — Hypoglycemia causes sweating, tremor, and confusion.</w:t>
+      </w:r>
+    </w:p>
+    <w:p>
+      <w:r>
+        <w:t xml:space="preserve">⚠️ Exam Trap: Cushing's triad is a LATE, ominous sign of herniation — act now.</w:t>
+      </w:r>
+    </w:p>
+    <w:p>
+      <w:r>
+        <w:t xml:space="preserve">💎 PNC Pearl: Cushing's triad = BP up, pulse down, breathing irregular — herniation warning.</w:t>
+      </w:r>
+    </w:p>
+    <w:p>
+      <w:r>
+        <w:t xml:space="preserve">Positive Marks: 1</w:t>
+      </w:r>
+    </w:p>
+    <w:p>
+      <w:r>
+        <w:t xml:space="preserve">Negative Marks: 0.25</w:t>
+      </w:r>
+    </w:p>
+    <w:p>
+      <w:r>
+        <w:t xml:space="preserve"/>
+      </w:r>
+    </w:p>
+    <w:p>
+      <w:r>
+        <w:t xml:space="preserve">Question: A patient with a deep vein thrombosis is being discharged on warfarin. The nurse should teach the patient to:</w:t>
+      </w:r>
+    </w:p>
+    <w:p>
+      <w:r>
+        <w:t xml:space="preserve">(a) Report any unusual bleeding and keep INR appointments</w:t>
+      </w:r>
+    </w:p>
+    <w:p>
+      <w:r>
+        <w:t xml:space="preserve">(b) Take aspirin for pain</w:t>
+      </w:r>
+    </w:p>
+    <w:p>
+      <w:r>
+        <w:t xml:space="preserve">(c) Skip warfarin when feeling well</w:t>
+      </w:r>
+    </w:p>
+    <w:p>
+      <w:r>
+        <w:t xml:space="preserve">(d) Avoid all greens entirely</w:t>
+      </w:r>
+    </w:p>
+    <w:p>
+      <w:r>
+        <w:t xml:space="preserve">Answer: a</w:t>
+      </w:r>
+    </w:p>
+    <w:p>
+      <w:r>
+        <w:t xml:space="preserve">Solution: ✅ Correct Answer: (a)</w:t>
+      </w:r>
+    </w:p>
+    <w:p>
+      <w:r>
+        <w:t xml:space="preserve">🧠 Clinical Rationale: Warfarin teaching — report gum bleeding, dark stools, and unusual bruising, keep INR appointments (target 2–3), keep vitamin K intake consistent, and avoid aspirin/NSAIDs without advice.</w:t>
+      </w:r>
+    </w:p>
+    <w:p>
+      <w:r>
+        <w:t xml:space="preserve">🔍 Key Clues: "Warfarin" discharge → bleeding precautions + INR monitoring.</w:t>
+      </w:r>
+    </w:p>
+    <w:p>
+      <w:r>
+        <w:t xml:space="preserve">❌ Why Not Other Options?</w:t>
+      </w:r>
+    </w:p>
+    <w:p>
+      <w:r>
+        <w:t xml:space="preserve">(b) — Aspirin adds bleeding risk to warfarin.</w:t>
+      </w:r>
+    </w:p>
+    <w:p>
+      <w:r>
+        <w:t xml:space="preserve">(c) — Skipping doses causes clot recurrence.</w:t>
+      </w:r>
+    </w:p>
+    <w:p>
+      <w:r>
+        <w:t xml:space="preserve">(d) — Greens need consistency, not total avoidance.</w:t>
+      </w:r>
+    </w:p>
+    <w:p>
+      <w:r>
+        <w:t xml:space="preserve">⚠️ Exam Trap: Vitamin K is the warfarin antidote — abrupt greens = unstable INR.</w:t>
+      </w:r>
+    </w:p>
+    <w:p>
+      <w:r>
+        <w:t xml:space="preserve">💎 PNC Pearl: Warfarin: report bleeding, check INR, keep greens steady.</w:t>
+      </w:r>
+    </w:p>
+    <w:p>
+      <w:r>
+        <w:t xml:space="preserve">Positive Marks: 1</w:t>
+      </w:r>
+    </w:p>
+    <w:p>
+      <w:r>
+        <w:t xml:space="preserve">Negative Marks: 0.25</w:t>
+      </w:r>
+    </w:p>
+    <w:p>
+      <w:r>
+        <w:t xml:space="preserve"/>
+      </w:r>
+    </w:p>
+    <w:p>
+      <w:r>
+        <w:t xml:space="preserve">Question: The nurse is assessing a patient for signs of fluid overload. Which finding is most indicative?</w:t>
+      </w:r>
+    </w:p>
+    <w:p>
+      <w:r>
+        <w:t xml:space="preserve">(a) Crackles in the lungs, JVD, and peripheral edema</w:t>
+      </w:r>
+    </w:p>
+    <w:p>
+      <w:r>
+        <w:t xml:space="preserve">(b) Dry mucous membranes</w:t>
+      </w:r>
+    </w:p>
+    <w:p>
+      <w:r>
+        <w:t xml:space="preserve">(c) Decreased urine output</w:t>
+      </w:r>
+    </w:p>
+    <w:p>
+      <w:r>
+        <w:t xml:space="preserve">(d) Sunken eyes</w:t>
+      </w:r>
+    </w:p>
+    <w:p>
+      <w:r>
+        <w:t xml:space="preserve">Answer: a</w:t>
+      </w:r>
+    </w:p>
+    <w:p>
+      <w:r>
+        <w:t xml:space="preserve">Solution: ✅ Correct Answer: (a)</w:t>
+      </w:r>
+    </w:p>
+    <w:p>
+      <w:r>
+        <w:t xml:space="preserve">🧠 Clinical Rationale: Fluid overload — seen in heart failure and renal failure — presents with lung crackles, jugular venous distension, peripheral edema, weight gain, and dyspnea. The nurse monitors daily weight, I/O, and breath sounds.</w:t>
+      </w:r>
+    </w:p>
+    <w:p>
+      <w:r>
+        <w:t xml:space="preserve">🔍 Key Clues: "Fluid overload" → crackles + JVD + edema are the classic triad.</w:t>
+      </w:r>
+    </w:p>
+    <w:p>
+      <w:r>
+        <w:t xml:space="preserve">❌ Why Not Other Options?</w:t>
+      </w:r>
+    </w:p>
+    <w:p>
+      <w:r>
+        <w:t xml:space="preserve">(b) — Dry mucous membranes suggest dehydration.</w:t>
+      </w:r>
+    </w:p>
+    <w:p>
+      <w:r>
+        <w:t xml:space="preserve">(c) — Decreased urine output points to dehydration or renal failure, not overload.</w:t>
+      </w:r>
+    </w:p>
+    <w:p>
+      <w:r>
+        <w:t xml:space="preserve">(d) — Sunken eyes are a dehydration sign.</w:t>
+      </w:r>
+    </w:p>
+    <w:p>
+      <w:r>
+        <w:t xml:space="preserve">⚠️ Exam Trap: Daily weight is the most sensitive indicator of fluid balance — 1 kg = 1 L.</w:t>
+      </w:r>
+    </w:p>
+    <w:p>
+      <w:r>
+        <w:t xml:space="preserve">💎 PNC Pearl: Overload = crackles + JVD + edema; dehydration = dry + sunken + thirsty.</w:t>
+      </w:r>
+    </w:p>
+    <w:p>
+      <w:r>
+        <w:t xml:space="preserve">Positive Marks: 1</w:t>
+      </w:r>
+    </w:p>
+    <w:p>
+      <w:r>
+        <w:t xml:space="preserve">Negative Marks: 0.25</w:t>
       </w:r>
     </w:p>
     <w:sectPr>
       <w:pgSz w:w="12240" w:h="15840"/>
-      <w:pgMar w:top="864" w:right="1008" w:bottom="864" w:left="1008" w:header="720" w:footer="720" w:gutter="0"/>
+      <w:pgMar w:top="1440" w:right="1800" w:bottom="1440" w:left="1800" w:header="720" w:footer="720" w:gutter="0"/>
       <w:cols w:space="720"/>
       <w:docGrid w:linePitch="360"/>
     </w:sectPr>
@@ -2535,10 +2155,6 @@
     <w:name w:val="Normal"/>
     <w:qFormat/>
     <w:rsid w:val="00FC693F"/>
-    <w:rPr>
-      <w:rFonts w:ascii="Calibri" w:hAnsi="Calibri"/>
-      <w:sz w:val="22"/>
-    </w:rPr>
   </w:style>
   <w:style w:type="paragraph" w:styleId="Header">
     <w:name w:val="header"/>
